--- a/docs/03_mvp/🔄 Clarity Data Processing Pipeline.docx
+++ b/docs/03_mvp/🔄 Clarity Data Processing Pipeline.docx
@@ -5,48 +5,168 @@
     <w:p>
       <w:pPr>
         <w:spacing w:before="100" w:beforeAutospacing="1" w:after="100" w:afterAutospacing="1" w:line="240" w:lineRule="auto"/>
-        <w:outlineLvl w:val="0"/>
-        <w:rPr>
-          <w:rFonts w:ascii="Times New Roman" w:eastAsia="Times New Roman" w:hAnsi="Times New Roman" w:cs="Times New Roman"/>
-          <w:b/>
-          <w:bCs/>
-          <w:color w:val="000000"/>
-          <w:kern w:val="36"/>
-          <w:sz w:val="48"/>
-          <w:szCs w:val="48"/>
-          <w14:ligatures w14:val="none"/>
-        </w:rPr>
-      </w:pPr>
-      <w:r>
-        <w:rPr>
-          <w:rFonts w:ascii="Apple Color Emoji" w:eastAsia="Times New Roman" w:hAnsi="Apple Color Emoji" w:cs="Apple Color Emoji"/>
-          <w:b/>
-          <w:bCs/>
-          <w:color w:val="000000"/>
-          <w:kern w:val="36"/>
-          <w:sz w:val="48"/>
-          <w:szCs w:val="48"/>
-          <w14:ligatures w14:val="none"/>
-        </w:rPr>
-        <w:t>🔄</w:t>
-      </w:r>
-      <w:r>
-        <w:rPr>
-          <w:rFonts w:ascii="Times New Roman" w:eastAsia="Times New Roman" w:hAnsi="Times New Roman" w:cs="Times New Roman"/>
-          <w:b/>
-          <w:bCs/>
-          <w:color w:val="000000"/>
-          <w:kern w:val="36"/>
-          <w:sz w:val="48"/>
-          <w:szCs w:val="48"/>
-          <w14:ligatures w14:val="none"/>
-        </w:rPr>
-        <w:t xml:space="preserve"> Clarity Data Processing Pipeline</w:t>
+        <w:outlineLvl w:val="1"/>
+        <w:rPr>
+          <w:rFonts w:ascii="Times New Roman" w:eastAsia="Times New Roman" w:hAnsi="Times New Roman" w:cs="Times New Roman"/>
+          <w:b/>
+          <w:bCs/>
+          <w:color w:val="000000"/>
+          <w:kern w:val="0"/>
+          <w:sz w:val="36"/>
+          <w:szCs w:val="36"/>
+          <w14:ligatures w14:val="none"/>
+        </w:rPr>
+      </w:pPr>
+      <w:r>
+        <w:rPr>
+          <w:rFonts w:ascii="Times New Roman" w:eastAsia="Times New Roman" w:hAnsi="Times New Roman" w:cs="Times New Roman"/>
+          <w:b/>
+          <w:bCs/>
+          <w:color w:val="000000"/>
+          <w:kern w:val="0"/>
+          <w:sz w:val="36"/>
+          <w:szCs w:val="36"/>
+          <w14:ligatures w14:val="none"/>
+        </w:rPr>
+        <w:t>Clarity Data Intelligence Pipeline</w:t>
       </w:r>
     </w:p>
     <w:p>
       <w:pPr>
         <w:spacing w:before="100" w:beforeAutospacing="1" w:after="100" w:afterAutospacing="1" w:line="240" w:lineRule="auto"/>
+        <w:outlineLvl w:val="2"/>
+        <w:rPr>
+          <w:rFonts w:ascii="Times New Roman" w:eastAsia="Times New Roman" w:hAnsi="Times New Roman" w:cs="Times New Roman"/>
+          <w:b/>
+          <w:bCs/>
+          <w:color w:val="000000"/>
+          <w:kern w:val="0"/>
+          <w:sz w:val="27"/>
+          <w:szCs w:val="27"/>
+          <w14:ligatures w14:val="none"/>
+        </w:rPr>
+      </w:pPr>
+      <w:r>
+        <w:rPr>
+          <w:rFonts w:ascii="Apple Color Emoji" w:eastAsia="Times New Roman" w:hAnsi="Apple Color Emoji" w:cs="Apple Color Emoji"/>
+          <w:b/>
+          <w:bCs/>
+          <w:color w:val="000000"/>
+          <w:kern w:val="0"/>
+          <w:sz w:val="27"/>
+          <w:szCs w:val="27"/>
+          <w14:ligatures w14:val="none"/>
+        </w:rPr>
+        <w:t>🎯</w:t>
+      </w:r>
+      <w:r>
+        <w:rPr>
+          <w:rFonts w:ascii="Times New Roman" w:eastAsia="Times New Roman" w:hAnsi="Times New Roman" w:cs="Times New Roman"/>
+          <w:b/>
+          <w:bCs/>
+          <w:color w:val="000000"/>
+          <w:kern w:val="0"/>
+          <w:sz w:val="27"/>
+          <w:szCs w:val="27"/>
+          <w14:ligatures w14:val="none"/>
+        </w:rPr>
+        <w:t xml:space="preserve"> Objective</w:t>
+      </w:r>
+    </w:p>
+    <w:p>
+      <w:pPr>
+        <w:spacing w:before="100" w:beforeAutospacing="1" w:after="100" w:afterAutospacing="1" w:line="240" w:lineRule="auto"/>
+        <w:rPr>
+          <w:rFonts w:ascii="Times New Roman" w:eastAsia="Times New Roman" w:hAnsi="Times New Roman" w:cs="Times New Roman"/>
+          <w:color w:val="000000"/>
+          <w:kern w:val="0"/>
+          <w14:ligatures w14:val="none"/>
+        </w:rPr>
+      </w:pPr>
+      <w:r>
+        <w:rPr>
+          <w:rFonts w:ascii="Times New Roman" w:eastAsia="Times New Roman" w:hAnsi="Times New Roman" w:cs="Times New Roman"/>
+          <w:color w:val="000000"/>
+          <w:kern w:val="0"/>
+          <w14:ligatures w14:val="none"/>
+        </w:rPr>
+        <w:t>To establish a </w:t>
+      </w:r>
+      <w:r>
+        <w:rPr>
+          <w:rFonts w:ascii="Times New Roman" w:eastAsia="Times New Roman" w:hAnsi="Times New Roman" w:cs="Times New Roman"/>
+          <w:b/>
+          <w:bCs/>
+          <w:color w:val="000000"/>
+          <w:kern w:val="0"/>
+          <w14:ligatures w14:val="none"/>
+        </w:rPr>
+        <w:t>scalable and efficient data pipeline</w:t>
+      </w:r>
+      <w:r>
+        <w:rPr>
+          <w:rFonts w:ascii="Times New Roman" w:eastAsia="Times New Roman" w:hAnsi="Times New Roman" w:cs="Times New Roman"/>
+          <w:color w:val="000000"/>
+          <w:kern w:val="0"/>
+          <w14:ligatures w14:val="none"/>
+        </w:rPr>
+        <w:t> that ingests, processes, and analyzes </w:t>
+      </w:r>
+      <w:r>
+        <w:rPr>
+          <w:rFonts w:ascii="Times New Roman" w:eastAsia="Times New Roman" w:hAnsi="Times New Roman" w:cs="Times New Roman"/>
+          <w:b/>
+          <w:bCs/>
+          <w:color w:val="000000"/>
+          <w:kern w:val="0"/>
+          <w14:ligatures w14:val="none"/>
+        </w:rPr>
+        <w:t>real-time intelligence data</w:t>
+      </w:r>
+      <w:r>
+        <w:rPr>
+          <w:rFonts w:ascii="Times New Roman" w:eastAsia="Times New Roman" w:hAnsi="Times New Roman" w:cs="Times New Roman"/>
+          <w:color w:val="000000"/>
+          <w:kern w:val="0"/>
+          <w14:ligatures w14:val="none"/>
+        </w:rPr>
+        <w:t>across multiple domains, enabling </w:t>
+      </w:r>
+      <w:r>
+        <w:rPr>
+          <w:rFonts w:ascii="Times New Roman" w:eastAsia="Times New Roman" w:hAnsi="Times New Roman" w:cs="Times New Roman"/>
+          <w:b/>
+          <w:bCs/>
+          <w:color w:val="000000"/>
+          <w:kern w:val="0"/>
+          <w14:ligatures w14:val="none"/>
+        </w:rPr>
+        <w:t>AI-driven decision-making, risk analysis, and misinformation tracking.</w:t>
+      </w:r>
+    </w:p>
+    <w:p>
+      <w:pPr>
+        <w:spacing w:after="0" w:line="240" w:lineRule="auto"/>
+        <w:rPr>
+          <w:rFonts w:ascii="Times New Roman" w:eastAsia="Times New Roman" w:hAnsi="Times New Roman" w:cs="Times New Roman"/>
+          <w:kern w:val="0"/>
+          <w14:ligatures w14:val="none"/>
+        </w:rPr>
+      </w:pPr>
+      <w:r>
+        <w:rPr>
+          <w:rFonts w:ascii="Times New Roman" w:eastAsia="Times New Roman" w:hAnsi="Times New Roman" w:cs="Times New Roman"/>
+          <w:noProof/>
+          <w:kern w:val="0"/>
+        </w:rPr>
+        <w:pict>
+          <v:rect id="_x0000_i1040" alt="" style="width:468pt;height:.05pt;mso-width-percent:0;mso-height-percent:0;mso-width-percent:0;mso-height-percent:0" o:hralign="center" o:hrstd="t" o:hr="t" fillcolor="#a0a0a0" stroked="f"/>
+        </w:pict>
+      </w:r>
+    </w:p>
+    <w:p>
+      <w:pPr>
+        <w:spacing w:before="100" w:beforeAutospacing="1" w:after="100" w:afterAutospacing="1" w:line="240" w:lineRule="auto"/>
         <w:outlineLvl w:val="1"/>
         <w:rPr>
           <w:rFonts w:ascii="Times New Roman" w:eastAsia="Times New Roman" w:hAnsi="Times New Roman" w:cs="Times New Roman"/>
@@ -70,7 +190,7 @@
           <w:szCs w:val="36"/>
           <w14:ligatures w14:val="none"/>
         </w:rPr>
-        <w:t>🎯</w:t>
+        <w:t>🛠️</w:t>
       </w:r>
       <w:r>
         <w:rPr>
@@ -83,58 +203,166 @@
           <w:szCs w:val="36"/>
           <w14:ligatures w14:val="none"/>
         </w:rPr>
-        <w:t xml:space="preserve"> Objective</w:t>
+        <w:t xml:space="preserve"> Data Pipeline Workflow</w:t>
       </w:r>
     </w:p>
     <w:p>
       <w:pPr>
         <w:spacing w:before="100" w:beforeAutospacing="1" w:after="100" w:afterAutospacing="1" w:line="240" w:lineRule="auto"/>
-        <w:rPr>
-          <w:rFonts w:ascii="Times New Roman" w:eastAsia="Times New Roman" w:hAnsi="Times New Roman" w:cs="Times New Roman"/>
-          <w:color w:val="000000"/>
-          <w:kern w:val="0"/>
-          <w14:ligatures w14:val="none"/>
-        </w:rPr>
-      </w:pPr>
-      <w:r>
-        <w:rPr>
-          <w:rFonts w:ascii="Times New Roman" w:eastAsia="Times New Roman" w:hAnsi="Times New Roman" w:cs="Times New Roman"/>
-          <w:color w:val="000000"/>
-          <w:kern w:val="0"/>
-          <w14:ligatures w14:val="none"/>
-        </w:rPr>
-        <w:t>To establish a </w:t>
-      </w:r>
-      <w:r>
-        <w:rPr>
-          <w:rFonts w:ascii="Times New Roman" w:eastAsia="Times New Roman" w:hAnsi="Times New Roman" w:cs="Times New Roman"/>
-          <w:b/>
-          <w:bCs/>
-          <w:color w:val="000000"/>
-          <w:kern w:val="0"/>
-          <w14:ligatures w14:val="none"/>
-        </w:rPr>
-        <w:t>scalable and efficient data pipeline</w:t>
-      </w:r>
-      <w:r>
-        <w:rPr>
-          <w:rFonts w:ascii="Times New Roman" w:eastAsia="Times New Roman" w:hAnsi="Times New Roman" w:cs="Times New Roman"/>
-          <w:color w:val="000000"/>
-          <w:kern w:val="0"/>
-          <w14:ligatures w14:val="none"/>
-        </w:rPr>
-        <w:t> that ingests, processes, and analyzes real-time news data for </w:t>
-      </w:r>
-      <w:r>
-        <w:rPr>
-          <w:rFonts w:ascii="Times New Roman" w:eastAsia="Times New Roman" w:hAnsi="Times New Roman" w:cs="Times New Roman"/>
-          <w:b/>
-          <w:bCs/>
-          <w:color w:val="000000"/>
-          <w:kern w:val="0"/>
-          <w14:ligatures w14:val="none"/>
-        </w:rPr>
-        <w:t>AI-powered contradiction detection, misinformation tracking, and sentiment analysis.</w:t>
+        <w:outlineLvl w:val="2"/>
+        <w:rPr>
+          <w:rFonts w:ascii="Times New Roman" w:eastAsia="Times New Roman" w:hAnsi="Times New Roman" w:cs="Times New Roman"/>
+          <w:b/>
+          <w:bCs/>
+          <w:color w:val="000000"/>
+          <w:kern w:val="0"/>
+          <w:sz w:val="27"/>
+          <w:szCs w:val="27"/>
+          <w14:ligatures w14:val="none"/>
+        </w:rPr>
+      </w:pPr>
+      <w:r>
+        <w:rPr>
+          <w:rFonts w:ascii="Times New Roman" w:eastAsia="Times New Roman" w:hAnsi="Times New Roman" w:cs="Times New Roman"/>
+          <w:b/>
+          <w:bCs/>
+          <w:color w:val="000000"/>
+          <w:kern w:val="0"/>
+          <w:sz w:val="27"/>
+          <w:szCs w:val="27"/>
+          <w14:ligatures w14:val="none"/>
+        </w:rPr>
+        <w:t>1</w:t>
+      </w:r>
+      <w:r>
+        <w:rPr>
+          <w:rFonts w:ascii="Apple Color Emoji" w:eastAsia="Times New Roman" w:hAnsi="Apple Color Emoji" w:cs="Apple Color Emoji"/>
+          <w:b/>
+          <w:bCs/>
+          <w:color w:val="000000"/>
+          <w:kern w:val="0"/>
+          <w:sz w:val="27"/>
+          <w:szCs w:val="27"/>
+          <w14:ligatures w14:val="none"/>
+        </w:rPr>
+        <w:t>️⃣</w:t>
+      </w:r>
+      <w:r>
+        <w:rPr>
+          <w:rFonts w:ascii="Times New Roman" w:eastAsia="Times New Roman" w:hAnsi="Times New Roman" w:cs="Times New Roman"/>
+          <w:b/>
+          <w:bCs/>
+          <w:color w:val="000000"/>
+          <w:kern w:val="0"/>
+          <w:sz w:val="27"/>
+          <w:szCs w:val="27"/>
+          <w14:ligatures w14:val="none"/>
+        </w:rPr>
+        <w:t xml:space="preserve"> Data Ingestion → 2</w:t>
+      </w:r>
+      <w:r>
+        <w:rPr>
+          <w:rFonts w:ascii="Apple Color Emoji" w:eastAsia="Times New Roman" w:hAnsi="Apple Color Emoji" w:cs="Apple Color Emoji"/>
+          <w:b/>
+          <w:bCs/>
+          <w:color w:val="000000"/>
+          <w:kern w:val="0"/>
+          <w:sz w:val="27"/>
+          <w:szCs w:val="27"/>
+          <w14:ligatures w14:val="none"/>
+        </w:rPr>
+        <w:t>️⃣</w:t>
+      </w:r>
+      <w:r>
+        <w:rPr>
+          <w:rFonts w:ascii="Times New Roman" w:eastAsia="Times New Roman" w:hAnsi="Times New Roman" w:cs="Times New Roman"/>
+          <w:b/>
+          <w:bCs/>
+          <w:color w:val="000000"/>
+          <w:kern w:val="0"/>
+          <w:sz w:val="27"/>
+          <w:szCs w:val="27"/>
+          <w14:ligatures w14:val="none"/>
+        </w:rPr>
+        <w:t xml:space="preserve"> Preprocessing → 3</w:t>
+      </w:r>
+      <w:r>
+        <w:rPr>
+          <w:rFonts w:ascii="Apple Color Emoji" w:eastAsia="Times New Roman" w:hAnsi="Apple Color Emoji" w:cs="Apple Color Emoji"/>
+          <w:b/>
+          <w:bCs/>
+          <w:color w:val="000000"/>
+          <w:kern w:val="0"/>
+          <w:sz w:val="27"/>
+          <w:szCs w:val="27"/>
+          <w14:ligatures w14:val="none"/>
+        </w:rPr>
+        <w:t>️⃣</w:t>
+      </w:r>
+      <w:r>
+        <w:rPr>
+          <w:rFonts w:ascii="Times New Roman" w:eastAsia="Times New Roman" w:hAnsi="Times New Roman" w:cs="Times New Roman"/>
+          <w:b/>
+          <w:bCs/>
+          <w:color w:val="000000"/>
+          <w:kern w:val="0"/>
+          <w:sz w:val="27"/>
+          <w:szCs w:val="27"/>
+          <w14:ligatures w14:val="none"/>
+        </w:rPr>
+        <w:t xml:space="preserve"> AI Processing → 4</w:t>
+      </w:r>
+      <w:r>
+        <w:rPr>
+          <w:rFonts w:ascii="Apple Color Emoji" w:eastAsia="Times New Roman" w:hAnsi="Apple Color Emoji" w:cs="Apple Color Emoji"/>
+          <w:b/>
+          <w:bCs/>
+          <w:color w:val="000000"/>
+          <w:kern w:val="0"/>
+          <w:sz w:val="27"/>
+          <w:szCs w:val="27"/>
+          <w14:ligatures w14:val="none"/>
+        </w:rPr>
+        <w:t>️⃣</w:t>
+      </w:r>
+      <w:r>
+        <w:rPr>
+          <w:rFonts w:ascii="Times New Roman" w:eastAsia="Times New Roman" w:hAnsi="Times New Roman" w:cs="Times New Roman"/>
+          <w:b/>
+          <w:bCs/>
+          <w:color w:val="000000"/>
+          <w:kern w:val="0"/>
+          <w:sz w:val="27"/>
+          <w:szCs w:val="27"/>
+          <w14:ligatures w14:val="none"/>
+        </w:rPr>
+        <w:t xml:space="preserve"> Postprocessing → 5</w:t>
+      </w:r>
+      <w:r>
+        <w:rPr>
+          <w:rFonts w:ascii="Apple Color Emoji" w:eastAsia="Times New Roman" w:hAnsi="Apple Color Emoji" w:cs="Apple Color Emoji"/>
+          <w:b/>
+          <w:bCs/>
+          <w:color w:val="000000"/>
+          <w:kern w:val="0"/>
+          <w:sz w:val="27"/>
+          <w:szCs w:val="27"/>
+          <w14:ligatures w14:val="none"/>
+        </w:rPr>
+        <w:t>️⃣</w:t>
+      </w:r>
+      <w:r>
+        <w:rPr>
+          <w:rFonts w:ascii="Times New Roman" w:eastAsia="Times New Roman" w:hAnsi="Times New Roman" w:cs="Times New Roman"/>
+          <w:b/>
+          <w:bCs/>
+          <w:color w:val="000000"/>
+          <w:kern w:val="0"/>
+          <w:sz w:val="27"/>
+          <w:szCs w:val="27"/>
+          <w14:ligatures w14:val="none"/>
+        </w:rPr>
+        <w:t xml:space="preserve"> Storage &amp; API Access</w:t>
       </w:r>
     </w:p>
     <w:p>
@@ -142,7 +370,6 @@
         <w:spacing w:after="0" w:line="240" w:lineRule="auto"/>
         <w:rPr>
           <w:rFonts w:ascii="Times New Roman" w:eastAsia="Times New Roman" w:hAnsi="Times New Roman" w:cs="Times New Roman"/>
-          <w:color w:val="000000"/>
           <w:kern w:val="0"/>
           <w14:ligatures w14:val="none"/>
         </w:rPr>
@@ -151,29 +378,41 @@
         <w:rPr>
           <w:rFonts w:ascii="Times New Roman" w:eastAsia="Times New Roman" w:hAnsi="Times New Roman" w:cs="Times New Roman"/>
           <w:noProof/>
-          <w:color w:val="000000"/>
           <w:kern w:val="0"/>
         </w:rPr>
         <w:pict>
-          <v:rect id="_x0000_i1028" alt="" style="width:468pt;height:.05pt;mso-width-percent:0;mso-height-percent:0;mso-width-percent:0;mso-height-percent:0" o:hralign="center" o:hrstd="t" o:hr="t" fillcolor="#a0a0a0" stroked="f"/>
+          <v:rect id="_x0000_i1039" alt="" style="width:468pt;height:.05pt;mso-width-percent:0;mso-height-percent:0;mso-width-percent:0;mso-height-percent:0" o:hralign="center" o:hrstd="t" o:hr="t" fillcolor="#a0a0a0" stroked="f"/>
         </w:pict>
       </w:r>
     </w:p>
     <w:p>
       <w:pPr>
         <w:spacing w:before="100" w:beforeAutospacing="1" w:after="100" w:afterAutospacing="1" w:line="240" w:lineRule="auto"/>
-        <w:outlineLvl w:val="1"/>
-        <w:rPr>
-          <w:rFonts w:ascii="Times New Roman" w:eastAsia="Times New Roman" w:hAnsi="Times New Roman" w:cs="Times New Roman"/>
-          <w:b/>
-          <w:bCs/>
-          <w:color w:val="000000"/>
-          <w:kern w:val="0"/>
-          <w:sz w:val="36"/>
-          <w:szCs w:val="36"/>
-          <w14:ligatures w14:val="none"/>
-        </w:rPr>
-      </w:pPr>
+        <w:outlineLvl w:val="2"/>
+        <w:rPr>
+          <w:rFonts w:ascii="Times New Roman" w:eastAsia="Times New Roman" w:hAnsi="Times New Roman" w:cs="Times New Roman"/>
+          <w:b/>
+          <w:bCs/>
+          <w:color w:val="000000"/>
+          <w:kern w:val="0"/>
+          <w:sz w:val="27"/>
+          <w:szCs w:val="27"/>
+          <w14:ligatures w14:val="none"/>
+        </w:rPr>
+      </w:pPr>
+      <w:r>
+        <w:rPr>
+          <w:rFonts w:ascii="Times New Roman" w:eastAsia="Times New Roman" w:hAnsi="Times New Roman" w:cs="Times New Roman"/>
+          <w:b/>
+          <w:bCs/>
+          <w:color w:val="000000"/>
+          <w:kern w:val="0"/>
+          <w:sz w:val="27"/>
+          <w:szCs w:val="27"/>
+          <w14:ligatures w14:val="none"/>
+        </w:rPr>
+        <w:t>1</w:t>
+      </w:r>
       <w:r>
         <w:rPr>
           <w:rFonts w:ascii="Apple Color Emoji" w:eastAsia="Times New Roman" w:hAnsi="Apple Color Emoji" w:cs="Apple Color Emoji"/>
@@ -181,180 +420,443 @@
           <w:bCs/>
           <w:color w:val="000000"/>
           <w:kern w:val="0"/>
-          <w:sz w:val="36"/>
-          <w:szCs w:val="36"/>
-          <w14:ligatures w14:val="none"/>
-        </w:rPr>
-        <w:t>🛠️</w:t>
-      </w:r>
-      <w:r>
-        <w:rPr>
-          <w:rFonts w:ascii="Times New Roman" w:eastAsia="Times New Roman" w:hAnsi="Times New Roman" w:cs="Times New Roman"/>
-          <w:b/>
-          <w:bCs/>
-          <w:color w:val="000000"/>
-          <w:kern w:val="0"/>
-          <w:sz w:val="36"/>
-          <w:szCs w:val="36"/>
-          <w14:ligatures w14:val="none"/>
-        </w:rPr>
-        <w:t xml:space="preserve"> Data Pipeline Workflow</w:t>
+          <w:sz w:val="27"/>
+          <w:szCs w:val="27"/>
+          <w14:ligatures w14:val="none"/>
+        </w:rPr>
+        <w:t>️⃣</w:t>
+      </w:r>
+      <w:r>
+        <w:rPr>
+          <w:rFonts w:ascii="Times New Roman" w:eastAsia="Times New Roman" w:hAnsi="Times New Roman" w:cs="Times New Roman"/>
+          <w:b/>
+          <w:bCs/>
+          <w:color w:val="000000"/>
+          <w:kern w:val="0"/>
+          <w:sz w:val="27"/>
+          <w:szCs w:val="27"/>
+          <w14:ligatures w14:val="none"/>
+        </w:rPr>
+        <w:t xml:space="preserve"> Data Ingestion</w:t>
       </w:r>
     </w:p>
     <w:p>
       <w:pPr>
-        <w:tabs>
-          <w:tab w:val="left" w:pos="916"/>
-          <w:tab w:val="left" w:pos="1832"/>
-          <w:tab w:val="left" w:pos="2748"/>
-          <w:tab w:val="left" w:pos="3664"/>
-          <w:tab w:val="left" w:pos="4580"/>
-          <w:tab w:val="left" w:pos="5496"/>
-          <w:tab w:val="left" w:pos="6412"/>
-          <w:tab w:val="left" w:pos="7328"/>
-          <w:tab w:val="left" w:pos="8244"/>
-          <w:tab w:val="left" w:pos="9160"/>
-          <w:tab w:val="left" w:pos="10076"/>
-          <w:tab w:val="left" w:pos="10992"/>
-          <w:tab w:val="left" w:pos="11908"/>
-          <w:tab w:val="left" w:pos="12824"/>
-          <w:tab w:val="left" w:pos="13740"/>
-          <w:tab w:val="left" w:pos="14656"/>
-        </w:tabs>
-        <w:spacing w:after="0" w:line="240" w:lineRule="auto"/>
-        <w:rPr>
-          <w:rFonts w:ascii="Courier New" w:eastAsia="Times New Roman" w:hAnsi="Courier New" w:cs="Courier New"/>
-          <w:color w:val="000000"/>
-          <w:kern w:val="0"/>
-          <w:sz w:val="20"/>
-          <w:szCs w:val="20"/>
-          <w14:ligatures w14:val="none"/>
-        </w:rPr>
-      </w:pPr>
-      <w:r>
-        <w:rPr>
-          <w:rFonts w:ascii="Courier New" w:eastAsia="Times New Roman" w:hAnsi="Courier New" w:cs="Courier New"/>
-          <w:color w:val="000000"/>
-          <w:kern w:val="0"/>
-          <w:sz w:val="20"/>
-          <w:szCs w:val="20"/>
-          <w14:ligatures w14:val="none"/>
-        </w:rPr>
-        <w:t>1</w:t>
-      </w:r>
+        <w:spacing w:before="100" w:beforeAutospacing="1" w:after="100" w:afterAutospacing="1" w:line="240" w:lineRule="auto"/>
+        <w:rPr>
+          <w:rFonts w:ascii="Times New Roman" w:eastAsia="Times New Roman" w:hAnsi="Times New Roman" w:cs="Times New Roman"/>
+          <w:color w:val="000000"/>
+          <w:kern w:val="0"/>
+          <w14:ligatures w14:val="none"/>
+        </w:rPr>
+      </w:pPr>
       <w:r>
         <w:rPr>
           <w:rFonts w:ascii="Apple Color Emoji" w:eastAsia="Times New Roman" w:hAnsi="Apple Color Emoji" w:cs="Apple Color Emoji"/>
           <w:color w:val="000000"/>
           <w:kern w:val="0"/>
-          <w:sz w:val="20"/>
-          <w:szCs w:val="20"/>
-          <w14:ligatures w14:val="none"/>
-        </w:rPr>
-        <w:t>️⃣</w:t>
-      </w:r>
-      <w:r>
-        <w:rPr>
-          <w:rFonts w:ascii="Courier New" w:eastAsia="Times New Roman" w:hAnsi="Courier New" w:cs="Courier New"/>
-          <w:color w:val="000000"/>
-          <w:kern w:val="0"/>
-          <w:sz w:val="20"/>
-          <w:szCs w:val="20"/>
-          <w14:ligatures w14:val="none"/>
-        </w:rPr>
-        <w:t xml:space="preserve"> Data Ingestion → 2</w:t>
-      </w:r>
-      <w:r>
-        <w:rPr>
-          <w:rFonts w:ascii="Apple Color Emoji" w:eastAsia="Times New Roman" w:hAnsi="Apple Color Emoji" w:cs="Apple Color Emoji"/>
-          <w:color w:val="000000"/>
-          <w:kern w:val="0"/>
-          <w:sz w:val="20"/>
-          <w:szCs w:val="20"/>
-          <w14:ligatures w14:val="none"/>
-        </w:rPr>
-        <w:t>️⃣</w:t>
-      </w:r>
-      <w:r>
-        <w:rPr>
-          <w:rFonts w:ascii="Courier New" w:eastAsia="Times New Roman" w:hAnsi="Courier New" w:cs="Courier New"/>
-          <w:color w:val="000000"/>
-          <w:kern w:val="0"/>
-          <w:sz w:val="20"/>
-          <w:szCs w:val="20"/>
-          <w14:ligatures w14:val="none"/>
-        </w:rPr>
-        <w:t xml:space="preserve"> Preprocessing → 3</w:t>
-      </w:r>
-      <w:r>
-        <w:rPr>
-          <w:rFonts w:ascii="Apple Color Emoji" w:eastAsia="Times New Roman" w:hAnsi="Apple Color Emoji" w:cs="Apple Color Emoji"/>
-          <w:color w:val="000000"/>
-          <w:kern w:val="0"/>
-          <w:sz w:val="20"/>
-          <w:szCs w:val="20"/>
-          <w14:ligatures w14:val="none"/>
-        </w:rPr>
-        <w:t>️⃣</w:t>
-      </w:r>
-      <w:r>
-        <w:rPr>
-          <w:rFonts w:ascii="Courier New" w:eastAsia="Times New Roman" w:hAnsi="Courier New" w:cs="Courier New"/>
-          <w:color w:val="000000"/>
-          <w:kern w:val="0"/>
-          <w:sz w:val="20"/>
-          <w:szCs w:val="20"/>
-          <w14:ligatures w14:val="none"/>
-        </w:rPr>
-        <w:t xml:space="preserve"> AI Processing → 4</w:t>
-      </w:r>
-      <w:r>
-        <w:rPr>
-          <w:rFonts w:ascii="Apple Color Emoji" w:eastAsia="Times New Roman" w:hAnsi="Apple Color Emoji" w:cs="Apple Color Emoji"/>
-          <w:color w:val="000000"/>
-          <w:kern w:val="0"/>
-          <w:sz w:val="20"/>
-          <w:szCs w:val="20"/>
-          <w14:ligatures w14:val="none"/>
-        </w:rPr>
-        <w:t>️⃣</w:t>
-      </w:r>
-      <w:r>
-        <w:rPr>
-          <w:rFonts w:ascii="Courier New" w:eastAsia="Times New Roman" w:hAnsi="Courier New" w:cs="Courier New"/>
-          <w:color w:val="000000"/>
-          <w:kern w:val="0"/>
-          <w:sz w:val="20"/>
-          <w:szCs w:val="20"/>
-          <w14:ligatures w14:val="none"/>
-        </w:rPr>
-        <w:t xml:space="preserve"> Postprocessing → 5</w:t>
-      </w:r>
-      <w:r>
-        <w:rPr>
-          <w:rFonts w:ascii="Apple Color Emoji" w:eastAsia="Times New Roman" w:hAnsi="Apple Color Emoji" w:cs="Apple Color Emoji"/>
-          <w:color w:val="000000"/>
-          <w:kern w:val="0"/>
-          <w:sz w:val="20"/>
-          <w:szCs w:val="20"/>
-          <w14:ligatures w14:val="none"/>
-        </w:rPr>
-        <w:t>️⃣</w:t>
-      </w:r>
-      <w:r>
-        <w:rPr>
-          <w:rFonts w:ascii="Courier New" w:eastAsia="Times New Roman" w:hAnsi="Courier New" w:cs="Courier New"/>
-          <w:color w:val="000000"/>
-          <w:kern w:val="0"/>
-          <w:sz w:val="20"/>
-          <w:szCs w:val="20"/>
-          <w14:ligatures w14:val="none"/>
-        </w:rPr>
-        <w:t xml:space="preserve"> Storage &amp; API Access</w:t>
+          <w14:ligatures w14:val="none"/>
+        </w:rPr>
+        <w:t>✅</w:t>
+      </w:r>
+      <w:r>
+        <w:rPr>
+          <w:rFonts w:ascii="Times New Roman" w:eastAsia="Times New Roman" w:hAnsi="Times New Roman" w:cs="Times New Roman"/>
+          <w:color w:val="000000"/>
+          <w:kern w:val="0"/>
+          <w14:ligatures w14:val="none"/>
+        </w:rPr>
+        <w:t> </w:t>
+      </w:r>
+      <w:r>
+        <w:rPr>
+          <w:rFonts w:ascii="Times New Roman" w:eastAsia="Times New Roman" w:hAnsi="Times New Roman" w:cs="Times New Roman"/>
+          <w:b/>
+          <w:bCs/>
+          <w:color w:val="000000"/>
+          <w:kern w:val="0"/>
+          <w14:ligatures w14:val="none"/>
+        </w:rPr>
+        <w:t>Sources:</w:t>
       </w:r>
     </w:p>
     <w:p>
       <w:pPr>
+        <w:numPr>
+          <w:ilvl w:val="0"/>
+          <w:numId w:val="1"/>
+        </w:numPr>
+        <w:spacing w:before="100" w:beforeAutospacing="1" w:after="100" w:afterAutospacing="1" w:line="240" w:lineRule="auto"/>
+        <w:rPr>
+          <w:rFonts w:ascii="Times New Roman" w:eastAsia="Times New Roman" w:hAnsi="Times New Roman" w:cs="Times New Roman"/>
+          <w:color w:val="000000"/>
+          <w:kern w:val="0"/>
+          <w14:ligatures w14:val="none"/>
+        </w:rPr>
+      </w:pPr>
+      <w:r>
+        <w:rPr>
+          <w:rFonts w:ascii="Times New Roman" w:eastAsia="Times New Roman" w:hAnsi="Times New Roman" w:cs="Times New Roman"/>
+          <w:b/>
+          <w:bCs/>
+          <w:color w:val="000000"/>
+          <w:kern w:val="0"/>
+          <w14:ligatures w14:val="none"/>
+        </w:rPr>
+        <w:t>Financial Data Feeds</w:t>
+      </w:r>
+      <w:r>
+        <w:rPr>
+          <w:rFonts w:ascii="Times New Roman" w:eastAsia="Times New Roman" w:hAnsi="Times New Roman" w:cs="Times New Roman"/>
+          <w:color w:val="000000"/>
+          <w:kern w:val="0"/>
+          <w14:ligatures w14:val="none"/>
+        </w:rPr>
+        <w:t>: Alpha Vantage, Yahoo Finance, Bloomberg Terminal</w:t>
+      </w:r>
+    </w:p>
+    <w:p>
+      <w:pPr>
+        <w:numPr>
+          <w:ilvl w:val="0"/>
+          <w:numId w:val="1"/>
+        </w:numPr>
+        <w:spacing w:before="100" w:beforeAutospacing="1" w:after="100" w:afterAutospacing="1" w:line="240" w:lineRule="auto"/>
+        <w:rPr>
+          <w:rFonts w:ascii="Times New Roman" w:eastAsia="Times New Roman" w:hAnsi="Times New Roman" w:cs="Times New Roman"/>
+          <w:color w:val="000000"/>
+          <w:kern w:val="0"/>
+          <w14:ligatures w14:val="none"/>
+        </w:rPr>
+      </w:pPr>
+      <w:r>
+        <w:rPr>
+          <w:rFonts w:ascii="Times New Roman" w:eastAsia="Times New Roman" w:hAnsi="Times New Roman" w:cs="Times New Roman"/>
+          <w:b/>
+          <w:bCs/>
+          <w:color w:val="000000"/>
+          <w:kern w:val="0"/>
+          <w14:ligatures w14:val="none"/>
+        </w:rPr>
+        <w:t>Government &amp; Regulatory APIs</w:t>
+      </w:r>
+      <w:r>
+        <w:rPr>
+          <w:rFonts w:ascii="Times New Roman" w:eastAsia="Times New Roman" w:hAnsi="Times New Roman" w:cs="Times New Roman"/>
+          <w:color w:val="000000"/>
+          <w:kern w:val="0"/>
+          <w14:ligatures w14:val="none"/>
+        </w:rPr>
+        <w:t>: EU Open Data, US Gov APIs, SEC Filings</w:t>
+      </w:r>
+    </w:p>
+    <w:p>
+      <w:pPr>
+        <w:numPr>
+          <w:ilvl w:val="0"/>
+          <w:numId w:val="1"/>
+        </w:numPr>
+        <w:spacing w:before="100" w:beforeAutospacing="1" w:after="100" w:afterAutospacing="1" w:line="240" w:lineRule="auto"/>
+        <w:rPr>
+          <w:rFonts w:ascii="Times New Roman" w:eastAsia="Times New Roman" w:hAnsi="Times New Roman" w:cs="Times New Roman"/>
+          <w:color w:val="000000"/>
+          <w:kern w:val="0"/>
+          <w14:ligatures w14:val="none"/>
+        </w:rPr>
+      </w:pPr>
+      <w:r>
+        <w:rPr>
+          <w:rFonts w:ascii="Times New Roman" w:eastAsia="Times New Roman" w:hAnsi="Times New Roman" w:cs="Times New Roman"/>
+          <w:b/>
+          <w:bCs/>
+          <w:color w:val="000000"/>
+          <w:kern w:val="0"/>
+          <w14:ligatures w14:val="none"/>
+        </w:rPr>
+        <w:t>News &amp; Media APIs</w:t>
+      </w:r>
+      <w:r>
+        <w:rPr>
+          <w:rFonts w:ascii="Times New Roman" w:eastAsia="Times New Roman" w:hAnsi="Times New Roman" w:cs="Times New Roman"/>
+          <w:color w:val="000000"/>
+          <w:kern w:val="0"/>
+          <w14:ligatures w14:val="none"/>
+        </w:rPr>
+        <w:t>: Reuters, Associated Press, BBC, Twitter/X</w:t>
+      </w:r>
+    </w:p>
+    <w:p>
+      <w:pPr>
+        <w:numPr>
+          <w:ilvl w:val="0"/>
+          <w:numId w:val="1"/>
+        </w:numPr>
+        <w:spacing w:before="100" w:beforeAutospacing="1" w:after="100" w:afterAutospacing="1" w:line="240" w:lineRule="auto"/>
+        <w:rPr>
+          <w:rFonts w:ascii="Times New Roman" w:eastAsia="Times New Roman" w:hAnsi="Times New Roman" w:cs="Times New Roman"/>
+          <w:color w:val="000000"/>
+          <w:kern w:val="0"/>
+          <w14:ligatures w14:val="none"/>
+        </w:rPr>
+      </w:pPr>
+      <w:r>
+        <w:rPr>
+          <w:rFonts w:ascii="Times New Roman" w:eastAsia="Times New Roman" w:hAnsi="Times New Roman" w:cs="Times New Roman"/>
+          <w:b/>
+          <w:bCs/>
+          <w:color w:val="000000"/>
+          <w:kern w:val="0"/>
+          <w14:ligatures w14:val="none"/>
+        </w:rPr>
+        <w:t>Market Research Reports</w:t>
+      </w:r>
+      <w:r>
+        <w:rPr>
+          <w:rFonts w:ascii="Times New Roman" w:eastAsia="Times New Roman" w:hAnsi="Times New Roman" w:cs="Times New Roman"/>
+          <w:color w:val="000000"/>
+          <w:kern w:val="0"/>
+          <w14:ligatures w14:val="none"/>
+        </w:rPr>
+        <w:t>: Hedge fund analyses, Institutional data providers</w:t>
+      </w:r>
+    </w:p>
+    <w:p>
+      <w:pPr>
+        <w:numPr>
+          <w:ilvl w:val="0"/>
+          <w:numId w:val="1"/>
+        </w:numPr>
+        <w:spacing w:before="100" w:beforeAutospacing="1" w:after="100" w:afterAutospacing="1" w:line="240" w:lineRule="auto"/>
+        <w:rPr>
+          <w:rFonts w:ascii="Times New Roman" w:eastAsia="Times New Roman" w:hAnsi="Times New Roman" w:cs="Times New Roman"/>
+          <w:color w:val="000000"/>
+          <w:kern w:val="0"/>
+          <w14:ligatures w14:val="none"/>
+        </w:rPr>
+      </w:pPr>
+      <w:r>
+        <w:rPr>
+          <w:rFonts w:ascii="Times New Roman" w:eastAsia="Times New Roman" w:hAnsi="Times New Roman" w:cs="Times New Roman"/>
+          <w:b/>
+          <w:bCs/>
+          <w:color w:val="000000"/>
+          <w:kern w:val="0"/>
+          <w14:ligatures w14:val="none"/>
+        </w:rPr>
+        <w:t>Geopolitical &amp; Intelligence Data</w:t>
+      </w:r>
+      <w:r>
+        <w:rPr>
+          <w:rFonts w:ascii="Times New Roman" w:eastAsia="Times New Roman" w:hAnsi="Times New Roman" w:cs="Times New Roman"/>
+          <w:color w:val="000000"/>
+          <w:kern w:val="0"/>
+          <w14:ligatures w14:val="none"/>
+        </w:rPr>
+        <w:t>: Think tanks, NGO datasets, OSINT sources</w:t>
+      </w:r>
+    </w:p>
+    <w:p>
+      <w:pPr>
+        <w:numPr>
+          <w:ilvl w:val="0"/>
+          <w:numId w:val="1"/>
+        </w:numPr>
+        <w:spacing w:before="100" w:beforeAutospacing="1" w:after="100" w:afterAutospacing="1" w:line="240" w:lineRule="auto"/>
+        <w:rPr>
+          <w:rFonts w:ascii="Times New Roman" w:eastAsia="Times New Roman" w:hAnsi="Times New Roman" w:cs="Times New Roman"/>
+          <w:color w:val="000000"/>
+          <w:kern w:val="0"/>
+          <w14:ligatures w14:val="none"/>
+        </w:rPr>
+      </w:pPr>
+      <w:r>
+        <w:rPr>
+          <w:rFonts w:ascii="Times New Roman" w:eastAsia="Times New Roman" w:hAnsi="Times New Roman" w:cs="Times New Roman"/>
+          <w:b/>
+          <w:bCs/>
+          <w:color w:val="000000"/>
+          <w:kern w:val="0"/>
+          <w14:ligatures w14:val="none"/>
+        </w:rPr>
+        <w:t>User Submissions</w:t>
+      </w:r>
+      <w:r>
+        <w:rPr>
+          <w:rFonts w:ascii="Times New Roman" w:eastAsia="Times New Roman" w:hAnsi="Times New Roman" w:cs="Times New Roman"/>
+          <w:color w:val="000000"/>
+          <w:kern w:val="0"/>
+          <w14:ligatures w14:val="none"/>
+        </w:rPr>
+        <w:t> (if applicable in future phases)</w:t>
+      </w:r>
+    </w:p>
+    <w:p>
+      <w:pPr>
+        <w:spacing w:before="100" w:beforeAutospacing="1" w:after="100" w:afterAutospacing="1" w:line="240" w:lineRule="auto"/>
+        <w:rPr>
+          <w:rFonts w:ascii="Times New Roman" w:eastAsia="Times New Roman" w:hAnsi="Times New Roman" w:cs="Times New Roman"/>
+          <w:color w:val="000000"/>
+          <w:kern w:val="0"/>
+          <w14:ligatures w14:val="none"/>
+        </w:rPr>
+      </w:pPr>
+      <w:r>
+        <w:rPr>
+          <w:rFonts w:ascii="Apple Color Emoji" w:eastAsia="Times New Roman" w:hAnsi="Apple Color Emoji" w:cs="Apple Color Emoji"/>
+          <w:color w:val="000000"/>
+          <w:kern w:val="0"/>
+          <w14:ligatures w14:val="none"/>
+        </w:rPr>
+        <w:t>✅</w:t>
+      </w:r>
+      <w:r>
+        <w:rPr>
+          <w:rFonts w:ascii="Times New Roman" w:eastAsia="Times New Roman" w:hAnsi="Times New Roman" w:cs="Times New Roman"/>
+          <w:color w:val="000000"/>
+          <w:kern w:val="0"/>
+          <w14:ligatures w14:val="none"/>
+        </w:rPr>
+        <w:t> </w:t>
+      </w:r>
+      <w:r>
+        <w:rPr>
+          <w:rFonts w:ascii="Times New Roman" w:eastAsia="Times New Roman" w:hAnsi="Times New Roman" w:cs="Times New Roman"/>
+          <w:b/>
+          <w:bCs/>
+          <w:color w:val="000000"/>
+          <w:kern w:val="0"/>
+          <w14:ligatures w14:val="none"/>
+        </w:rPr>
+        <w:t>Data Collection Methods:</w:t>
+      </w:r>
+    </w:p>
+    <w:p>
+      <w:pPr>
+        <w:numPr>
+          <w:ilvl w:val="0"/>
+          <w:numId w:val="2"/>
+        </w:numPr>
+        <w:spacing w:before="100" w:beforeAutospacing="1" w:after="100" w:afterAutospacing="1" w:line="240" w:lineRule="auto"/>
+        <w:rPr>
+          <w:rFonts w:ascii="Times New Roman" w:eastAsia="Times New Roman" w:hAnsi="Times New Roman" w:cs="Times New Roman"/>
+          <w:color w:val="000000"/>
+          <w:kern w:val="0"/>
+          <w14:ligatures w14:val="none"/>
+        </w:rPr>
+      </w:pPr>
+      <w:r>
+        <w:rPr>
+          <w:rFonts w:ascii="Times New Roman" w:eastAsia="Times New Roman" w:hAnsi="Times New Roman" w:cs="Times New Roman"/>
+          <w:b/>
+          <w:bCs/>
+          <w:color w:val="000000"/>
+          <w:kern w:val="0"/>
+          <w14:ligatures w14:val="none"/>
+        </w:rPr>
+        <w:t>APIs</w:t>
+      </w:r>
+      <w:r>
+        <w:rPr>
+          <w:rFonts w:ascii="Times New Roman" w:eastAsia="Times New Roman" w:hAnsi="Times New Roman" w:cs="Times New Roman"/>
+          <w:color w:val="000000"/>
+          <w:kern w:val="0"/>
+          <w14:ligatures w14:val="none"/>
+        </w:rPr>
+        <w:t> for structured financial, geopolitical, and market data</w:t>
+      </w:r>
+    </w:p>
+    <w:p>
+      <w:pPr>
+        <w:numPr>
+          <w:ilvl w:val="0"/>
+          <w:numId w:val="2"/>
+        </w:numPr>
+        <w:spacing w:before="100" w:beforeAutospacing="1" w:after="100" w:afterAutospacing="1" w:line="240" w:lineRule="auto"/>
+        <w:rPr>
+          <w:rFonts w:ascii="Times New Roman" w:eastAsia="Times New Roman" w:hAnsi="Times New Roman" w:cs="Times New Roman"/>
+          <w:color w:val="000000"/>
+          <w:kern w:val="0"/>
+          <w14:ligatures w14:val="none"/>
+        </w:rPr>
+      </w:pPr>
+      <w:r>
+        <w:rPr>
+          <w:rFonts w:ascii="Times New Roman" w:eastAsia="Times New Roman" w:hAnsi="Times New Roman" w:cs="Times New Roman"/>
+          <w:b/>
+          <w:bCs/>
+          <w:color w:val="000000"/>
+          <w:kern w:val="0"/>
+          <w14:ligatures w14:val="none"/>
+        </w:rPr>
+        <w:t>Web Scraping</w:t>
+      </w:r>
+      <w:r>
+        <w:rPr>
+          <w:rFonts w:ascii="Times New Roman" w:eastAsia="Times New Roman" w:hAnsi="Times New Roman" w:cs="Times New Roman"/>
+          <w:color w:val="000000"/>
+          <w:kern w:val="0"/>
+          <w14:ligatures w14:val="none"/>
+        </w:rPr>
+        <w:t> (Scrapy &amp; BeautifulSoup) for extracting intelligence from unstructured sources</w:t>
+      </w:r>
+    </w:p>
+    <w:p>
+      <w:pPr>
+        <w:numPr>
+          <w:ilvl w:val="0"/>
+          <w:numId w:val="2"/>
+        </w:numPr>
+        <w:spacing w:before="100" w:beforeAutospacing="1" w:after="100" w:afterAutospacing="1" w:line="240" w:lineRule="auto"/>
+        <w:rPr>
+          <w:rFonts w:ascii="Times New Roman" w:eastAsia="Times New Roman" w:hAnsi="Times New Roman" w:cs="Times New Roman"/>
+          <w:color w:val="000000"/>
+          <w:kern w:val="0"/>
+          <w14:ligatures w14:val="none"/>
+        </w:rPr>
+      </w:pPr>
+      <w:r>
+        <w:rPr>
+          <w:rFonts w:ascii="Times New Roman" w:eastAsia="Times New Roman" w:hAnsi="Times New Roman" w:cs="Times New Roman"/>
+          <w:b/>
+          <w:bCs/>
+          <w:color w:val="000000"/>
+          <w:kern w:val="0"/>
+          <w14:ligatures w14:val="none"/>
+        </w:rPr>
+        <w:t>Real-Time Data Collection</w:t>
+      </w:r>
+      <w:r>
+        <w:rPr>
+          <w:rFonts w:ascii="Times New Roman" w:eastAsia="Times New Roman" w:hAnsi="Times New Roman" w:cs="Times New Roman"/>
+          <w:color w:val="000000"/>
+          <w:kern w:val="0"/>
+          <w14:ligatures w14:val="none"/>
+        </w:rPr>
+        <w:t>: Kafka &amp; RabbitMQ message queues for streaming intelligence feeds</w:t>
+      </w:r>
+    </w:p>
+    <w:p>
+      <w:pPr>
+        <w:spacing w:after="0" w:line="240" w:lineRule="auto"/>
+        <w:rPr>
+          <w:rFonts w:ascii="Times New Roman" w:eastAsia="Times New Roman" w:hAnsi="Times New Roman" w:cs="Times New Roman"/>
+          <w:kern w:val="0"/>
+          <w14:ligatures w14:val="none"/>
+        </w:rPr>
+      </w:pPr>
+      <w:r>
+        <w:rPr>
+          <w:rFonts w:ascii="Times New Roman" w:eastAsia="Times New Roman" w:hAnsi="Times New Roman" w:cs="Times New Roman"/>
+          <w:noProof/>
+          <w:kern w:val="0"/>
+        </w:rPr>
+        <w:pict>
+          <v:rect id="_x0000_i1038" alt="" style="width:468pt;height:.05pt;mso-width-percent:0;mso-height-percent:0;mso-width-percent:0;mso-height-percent:0" o:hralign="center" o:hrstd="t" o:hr="t" fillcolor="#a0a0a0" stroked="f"/>
+        </w:pict>
+      </w:r>
+    </w:p>
+    <w:p>
+      <w:pPr>
         <w:spacing w:before="100" w:beforeAutospacing="1" w:after="100" w:afterAutospacing="1" w:line="240" w:lineRule="auto"/>
         <w:outlineLvl w:val="2"/>
         <w:rPr>
@@ -379,7 +881,7 @@
           <w:szCs w:val="27"/>
           <w14:ligatures w14:val="none"/>
         </w:rPr>
-        <w:t>1</w:t>
+        <w:t>2</w:t>
       </w:r>
       <w:r>
         <w:rPr>
@@ -405,7 +907,7 @@
           <w:szCs w:val="27"/>
           <w14:ligatures w14:val="none"/>
         </w:rPr>
-        <w:t xml:space="preserve"> Data Ingestion</w:t>
+        <w:t xml:space="preserve"> Data Preprocessing</w:t>
       </w:r>
     </w:p>
     <w:p>
@@ -445,25 +947,16 @@
           <w:kern w:val="0"/>
           <w14:ligatures w14:val="none"/>
         </w:rPr>
-        <w:t>Sources:</w:t>
-      </w:r>
-      <w:r>
-        <w:rPr>
-          <w:rFonts w:ascii="Times New Roman" w:eastAsia="Times New Roman" w:hAnsi="Times New Roman" w:cs="Times New Roman"/>
-          <w:color w:val="000000"/>
-          <w:kern w:val="0"/>
-          <w14:ligatures w14:val="none"/>
-        </w:rPr>
-        <w:t> APIs, RSS feeds, web scraping, and user submissions.</w:t>
-      </w:r>
-      <w:r>
-        <w:rPr>
-          <w:rFonts w:ascii="Times New Roman" w:eastAsia="Times New Roman" w:hAnsi="Times New Roman" w:cs="Times New Roman"/>
-          <w:color w:val="000000"/>
-          <w:kern w:val="0"/>
-          <w14:ligatures w14:val="none"/>
-        </w:rPr>
-        <w:br/>
+        <w:t>Text Cleaning &amp; Structuring</w:t>
+      </w:r>
+      <w:r>
+        <w:rPr>
+          <w:rFonts w:ascii="Times New Roman" w:eastAsia="Times New Roman" w:hAnsi="Times New Roman" w:cs="Times New Roman"/>
+          <w:color w:val="000000"/>
+          <w:kern w:val="0"/>
+          <w14:ligatures w14:val="none"/>
+        </w:rPr>
+        <w:t xml:space="preserve">: Removes stopwords, HTML tags, and special characters </w:t>
       </w:r>
       <w:r>
         <w:rPr>
@@ -492,25 +985,16 @@
           <w:kern w:val="0"/>
           <w14:ligatures w14:val="none"/>
         </w:rPr>
-        <w:t>APIs Integrated:</w:t>
-      </w:r>
-      <w:r>
-        <w:rPr>
-          <w:rFonts w:ascii="Times New Roman" w:eastAsia="Times New Roman" w:hAnsi="Times New Roman" w:cs="Times New Roman"/>
-          <w:color w:val="000000"/>
-          <w:kern w:val="0"/>
-          <w14:ligatures w14:val="none"/>
-        </w:rPr>
-        <w:t> Reuters, Bloomberg, Associated Press, Twitter.</w:t>
-      </w:r>
-      <w:r>
-        <w:rPr>
-          <w:rFonts w:ascii="Times New Roman" w:eastAsia="Times New Roman" w:hAnsi="Times New Roman" w:cs="Times New Roman"/>
-          <w:color w:val="000000"/>
-          <w:kern w:val="0"/>
-          <w14:ligatures w14:val="none"/>
-        </w:rPr>
-        <w:br/>
+        <w:t>Named Entity Recognition (NER)</w:t>
+      </w:r>
+      <w:r>
+        <w:rPr>
+          <w:rFonts w:ascii="Times New Roman" w:eastAsia="Times New Roman" w:hAnsi="Times New Roman" w:cs="Times New Roman"/>
+          <w:color w:val="000000"/>
+          <w:kern w:val="0"/>
+          <w14:ligatures w14:val="none"/>
+        </w:rPr>
+        <w:t xml:space="preserve">: Extracts key figures, companies, geopolitical entities </w:t>
       </w:r>
       <w:r>
         <w:rPr>
@@ -539,45 +1023,16 @@
           <w:kern w:val="0"/>
           <w14:ligatures w14:val="none"/>
         </w:rPr>
-        <w:t>Web Scraping:</w:t>
-      </w:r>
-      <w:r>
-        <w:rPr>
-          <w:rFonts w:ascii="Times New Roman" w:eastAsia="Times New Roman" w:hAnsi="Times New Roman" w:cs="Times New Roman"/>
-          <w:color w:val="000000"/>
-          <w:kern w:val="0"/>
-          <w14:ligatures w14:val="none"/>
-        </w:rPr>
-        <w:t xml:space="preserve"> Uses Scrapy &amp; </w:t>
-      </w:r>
-      <w:proofErr w:type="spellStart"/>
-      <w:r>
-        <w:rPr>
-          <w:rFonts w:ascii="Times New Roman" w:eastAsia="Times New Roman" w:hAnsi="Times New Roman" w:cs="Times New Roman"/>
-          <w:color w:val="000000"/>
-          <w:kern w:val="0"/>
-          <w14:ligatures w14:val="none"/>
-        </w:rPr>
-        <w:t>BeautifulSoup</w:t>
-      </w:r>
-      <w:proofErr w:type="spellEnd"/>
-      <w:r>
-        <w:rPr>
-          <w:rFonts w:ascii="Times New Roman" w:eastAsia="Times New Roman" w:hAnsi="Times New Roman" w:cs="Times New Roman"/>
-          <w:color w:val="000000"/>
-          <w:kern w:val="0"/>
-          <w14:ligatures w14:val="none"/>
-        </w:rPr>
-        <w:t xml:space="preserve"> for structured extraction.</w:t>
-      </w:r>
-      <w:r>
-        <w:rPr>
-          <w:rFonts w:ascii="Times New Roman" w:eastAsia="Times New Roman" w:hAnsi="Times New Roman" w:cs="Times New Roman"/>
-          <w:color w:val="000000"/>
-          <w:kern w:val="0"/>
-          <w14:ligatures w14:val="none"/>
-        </w:rPr>
-        <w:br/>
+        <w:t>Deduplication &amp; Source Verification</w:t>
+      </w:r>
+      <w:r>
+        <w:rPr>
+          <w:rFonts w:ascii="Times New Roman" w:eastAsia="Times New Roman" w:hAnsi="Times New Roman" w:cs="Times New Roman"/>
+          <w:color w:val="000000"/>
+          <w:kern w:val="0"/>
+          <w14:ligatures w14:val="none"/>
+        </w:rPr>
+        <w:t xml:space="preserve">: Identifies duplicate intelligence reports </w:t>
       </w:r>
       <w:r>
         <w:rPr>
@@ -606,20 +1061,90 @@
           <w:kern w:val="0"/>
           <w14:ligatures w14:val="none"/>
         </w:rPr>
-        <w:t>Real-Time Data Collection:</w:t>
-      </w:r>
-      <w:r>
-        <w:rPr>
-          <w:rFonts w:ascii="Times New Roman" w:eastAsia="Times New Roman" w:hAnsi="Times New Roman" w:cs="Times New Roman"/>
-          <w:color w:val="000000"/>
-          <w:kern w:val="0"/>
-          <w14:ligatures w14:val="none"/>
-        </w:rPr>
-        <w:t> Message queue via Kafka/RabbitMQ for live ingestion.</w:t>
+        <w:t xml:space="preserve">Language </w:t>
+      </w:r>
+      <w:r>
+        <w:rPr>
+          <w:rFonts w:ascii="Times New Roman" w:eastAsia="Times New Roman" w:hAnsi="Times New Roman" w:cs="Times New Roman"/>
+          <w:b/>
+          <w:bCs/>
+          <w:color w:val="000000"/>
+          <w:kern w:val="0"/>
+          <w14:ligatures w14:val="none"/>
+        </w:rPr>
+        <w:lastRenderedPageBreak/>
+        <w:t>Detection &amp; Translation</w:t>
+      </w:r>
+      <w:r>
+        <w:rPr>
+          <w:rFonts w:ascii="Times New Roman" w:eastAsia="Times New Roman" w:hAnsi="Times New Roman" w:cs="Times New Roman"/>
+          <w:color w:val="000000"/>
+          <w:kern w:val="0"/>
+          <w14:ligatures w14:val="none"/>
+        </w:rPr>
+        <w:t xml:space="preserve">: Uses LangChain for multilingual processing </w:t>
+      </w:r>
+      <w:r>
+        <w:rPr>
+          <w:rFonts w:ascii="Apple Color Emoji" w:eastAsia="Times New Roman" w:hAnsi="Apple Color Emoji" w:cs="Apple Color Emoji"/>
+          <w:color w:val="000000"/>
+          <w:kern w:val="0"/>
+          <w14:ligatures w14:val="none"/>
+        </w:rPr>
+        <w:t>✅</w:t>
+      </w:r>
+      <w:r>
+        <w:rPr>
+          <w:rFonts w:ascii="Times New Roman" w:eastAsia="Times New Roman" w:hAnsi="Times New Roman" w:cs="Times New Roman"/>
+          <w:color w:val="000000"/>
+          <w:kern w:val="0"/>
+          <w14:ligatures w14:val="none"/>
+        </w:rPr>
+        <w:t> </w:t>
+      </w:r>
+      <w:r>
+        <w:rPr>
+          <w:rFonts w:ascii="Times New Roman" w:eastAsia="Times New Roman" w:hAnsi="Times New Roman" w:cs="Times New Roman"/>
+          <w:b/>
+          <w:bCs/>
+          <w:color w:val="000000"/>
+          <w:kern w:val="0"/>
+          <w14:ligatures w14:val="none"/>
+        </w:rPr>
+        <w:t>Data Normalization</w:t>
+      </w:r>
+      <w:r>
+        <w:rPr>
+          <w:rFonts w:ascii="Times New Roman" w:eastAsia="Times New Roman" w:hAnsi="Times New Roman" w:cs="Times New Roman"/>
+          <w:color w:val="000000"/>
+          <w:kern w:val="0"/>
+          <w14:ligatures w14:val="none"/>
+        </w:rPr>
+        <w:t>: Standardizes numerical and categorical data for analysis</w:t>
       </w:r>
     </w:p>
     <w:p>
       <w:pPr>
+        <w:spacing w:after="0" w:line="240" w:lineRule="auto"/>
+        <w:rPr>
+          <w:rFonts w:ascii="Times New Roman" w:eastAsia="Times New Roman" w:hAnsi="Times New Roman" w:cs="Times New Roman"/>
+          <w:kern w:val="0"/>
+          <w14:ligatures w14:val="none"/>
+        </w:rPr>
+      </w:pPr>
+      <w:r>
+        <w:rPr>
+          <w:rFonts w:ascii="Times New Roman" w:eastAsia="Times New Roman" w:hAnsi="Times New Roman" w:cs="Times New Roman"/>
+          <w:kern w:val="0"/>
+          <w14:ligatures w14:val="none"/>
+        </w:rPr>
+        <w:pict>
+          <v:rect id="_x0000_i1032" style="width:0;height:1.5pt" o:hralign="center" o:hrstd="t" o:hr="t" fillcolor="#a0a0a0" stroked="f"/>
+        </w:pict>
+      </w:r>
+    </w:p>
+    <w:p>
+      <w:pPr>
         <w:spacing w:before="100" w:beforeAutospacing="1" w:after="100" w:afterAutospacing="1" w:line="240" w:lineRule="auto"/>
         <w:outlineLvl w:val="2"/>
         <w:rPr>
@@ -644,7 +1169,7 @@
           <w:szCs w:val="27"/>
           <w14:ligatures w14:val="none"/>
         </w:rPr>
-        <w:t>2</w:t>
+        <w:t>3</w:t>
       </w:r>
       <w:r>
         <w:rPr>
@@ -670,7 +1195,7 @@
           <w:szCs w:val="27"/>
           <w14:ligatures w14:val="none"/>
         </w:rPr>
-        <w:t xml:space="preserve"> Data Preprocessing</w:t>
+        <w:t xml:space="preserve"> AI Processing</w:t>
       </w:r>
     </w:p>
     <w:p>
@@ -710,45 +1235,16 @@
           <w:kern w:val="0"/>
           <w14:ligatures w14:val="none"/>
         </w:rPr>
-        <w:t>Text Cleaning:</w:t>
-      </w:r>
-      <w:r>
-        <w:rPr>
-          <w:rFonts w:ascii="Times New Roman" w:eastAsia="Times New Roman" w:hAnsi="Times New Roman" w:cs="Times New Roman"/>
-          <w:color w:val="000000"/>
-          <w:kern w:val="0"/>
-          <w14:ligatures w14:val="none"/>
-        </w:rPr>
-        <w:t xml:space="preserve"> Removes </w:t>
-      </w:r>
-      <w:proofErr w:type="spellStart"/>
-      <w:r>
-        <w:rPr>
-          <w:rFonts w:ascii="Times New Roman" w:eastAsia="Times New Roman" w:hAnsi="Times New Roman" w:cs="Times New Roman"/>
-          <w:color w:val="000000"/>
-          <w:kern w:val="0"/>
-          <w14:ligatures w14:val="none"/>
-        </w:rPr>
-        <w:t>stopwords</w:t>
-      </w:r>
-      <w:proofErr w:type="spellEnd"/>
-      <w:r>
-        <w:rPr>
-          <w:rFonts w:ascii="Times New Roman" w:eastAsia="Times New Roman" w:hAnsi="Times New Roman" w:cs="Times New Roman"/>
-          <w:color w:val="000000"/>
-          <w:kern w:val="0"/>
-          <w14:ligatures w14:val="none"/>
-        </w:rPr>
-        <w:t>, HTML tags, and special characters.</w:t>
-      </w:r>
-      <w:r>
-        <w:rPr>
-          <w:rFonts w:ascii="Times New Roman" w:eastAsia="Times New Roman" w:hAnsi="Times New Roman" w:cs="Times New Roman"/>
-          <w:color w:val="000000"/>
-          <w:kern w:val="0"/>
-          <w14:ligatures w14:val="none"/>
-        </w:rPr>
-        <w:br/>
+        <w:t>Pattern &amp; Relationship Mapping</w:t>
+      </w:r>
+      <w:r>
+        <w:rPr>
+          <w:rFonts w:ascii="Times New Roman" w:eastAsia="Times New Roman" w:hAnsi="Times New Roman" w:cs="Times New Roman"/>
+          <w:color w:val="000000"/>
+          <w:kern w:val="0"/>
+          <w14:ligatures w14:val="none"/>
+        </w:rPr>
+        <w:t xml:space="preserve">: Tracks entity relationships over time </w:t>
       </w:r>
       <w:r>
         <w:rPr>
@@ -777,25 +1273,16 @@
           <w:kern w:val="0"/>
           <w14:ligatures w14:val="none"/>
         </w:rPr>
-        <w:t>Named Entity Recognition (NER):</w:t>
-      </w:r>
-      <w:r>
-        <w:rPr>
-          <w:rFonts w:ascii="Times New Roman" w:eastAsia="Times New Roman" w:hAnsi="Times New Roman" w:cs="Times New Roman"/>
-          <w:color w:val="000000"/>
-          <w:kern w:val="0"/>
-          <w14:ligatures w14:val="none"/>
-        </w:rPr>
-        <w:t> Extracts key figures, companies, and locations.</w:t>
-      </w:r>
-      <w:r>
-        <w:rPr>
-          <w:rFonts w:ascii="Times New Roman" w:eastAsia="Times New Roman" w:hAnsi="Times New Roman" w:cs="Times New Roman"/>
-          <w:color w:val="000000"/>
-          <w:kern w:val="0"/>
-          <w14:ligatures w14:val="none"/>
-        </w:rPr>
-        <w:br/>
+        <w:t>Contradiction Detection</w:t>
+      </w:r>
+      <w:r>
+        <w:rPr>
+          <w:rFonts w:ascii="Times New Roman" w:eastAsia="Times New Roman" w:hAnsi="Times New Roman" w:cs="Times New Roman"/>
+          <w:color w:val="000000"/>
+          <w:kern w:val="0"/>
+          <w14:ligatures w14:val="none"/>
+        </w:rPr>
+        <w:t xml:space="preserve">: Compares claims across multiple sources </w:t>
       </w:r>
       <w:r>
         <w:rPr>
@@ -824,25 +1311,16 @@
           <w:kern w:val="0"/>
           <w14:ligatures w14:val="none"/>
         </w:rPr>
-        <w:t>Deduplication:</w:t>
-      </w:r>
-      <w:r>
-        <w:rPr>
-          <w:rFonts w:ascii="Times New Roman" w:eastAsia="Times New Roman" w:hAnsi="Times New Roman" w:cs="Times New Roman"/>
-          <w:color w:val="000000"/>
-          <w:kern w:val="0"/>
-          <w14:ligatures w14:val="none"/>
-        </w:rPr>
-        <w:t> Identifies and removes duplicate articles.</w:t>
-      </w:r>
-      <w:r>
-        <w:rPr>
-          <w:rFonts w:ascii="Times New Roman" w:eastAsia="Times New Roman" w:hAnsi="Times New Roman" w:cs="Times New Roman"/>
-          <w:color w:val="000000"/>
-          <w:kern w:val="0"/>
-          <w14:ligatures w14:val="none"/>
-        </w:rPr>
-        <w:br/>
+        <w:t>Sentiment &amp; Narrative Analysis</w:t>
+      </w:r>
+      <w:r>
+        <w:rPr>
+          <w:rFonts w:ascii="Times New Roman" w:eastAsia="Times New Roman" w:hAnsi="Times New Roman" w:cs="Times New Roman"/>
+          <w:color w:val="000000"/>
+          <w:kern w:val="0"/>
+          <w14:ligatures w14:val="none"/>
+        </w:rPr>
+        <w:t xml:space="preserve">: Classifies bias, misinformation, and public sentiment </w:t>
       </w:r>
       <w:r>
         <w:rPr>
@@ -871,40 +1349,78 @@
           <w:kern w:val="0"/>
           <w14:ligatures w14:val="none"/>
         </w:rPr>
-        <w:t>Language Detection &amp; Translation:</w:t>
-      </w:r>
-      <w:r>
-        <w:rPr>
-          <w:rFonts w:ascii="Times New Roman" w:eastAsia="Times New Roman" w:hAnsi="Times New Roman" w:cs="Times New Roman"/>
-          <w:color w:val="000000"/>
-          <w:kern w:val="0"/>
-          <w14:ligatures w14:val="none"/>
-        </w:rPr>
-        <w:t xml:space="preserve"> Uses </w:t>
-      </w:r>
-      <w:proofErr w:type="spellStart"/>
-      <w:r>
-        <w:rPr>
-          <w:rFonts w:ascii="Times New Roman" w:eastAsia="Times New Roman" w:hAnsi="Times New Roman" w:cs="Times New Roman"/>
-          <w:color w:val="000000"/>
-          <w:kern w:val="0"/>
-          <w14:ligatures w14:val="none"/>
-        </w:rPr>
-        <w:t>LangChain</w:t>
-      </w:r>
-      <w:proofErr w:type="spellEnd"/>
-      <w:r>
-        <w:rPr>
-          <w:rFonts w:ascii="Times New Roman" w:eastAsia="Times New Roman" w:hAnsi="Times New Roman" w:cs="Times New Roman"/>
-          <w:color w:val="000000"/>
-          <w:kern w:val="0"/>
-          <w14:ligatures w14:val="none"/>
-        </w:rPr>
-        <w:t xml:space="preserve"> for multilingual support.</w:t>
+        <w:t>Market Impact Prediction</w:t>
+      </w:r>
+      <w:r>
+        <w:rPr>
+          <w:rFonts w:ascii="Times New Roman" w:eastAsia="Times New Roman" w:hAnsi="Times New Roman" w:cs="Times New Roman"/>
+          <w:color w:val="000000"/>
+          <w:kern w:val="0"/>
+          <w14:ligatures w14:val="none"/>
+        </w:rPr>
+        <w:t xml:space="preserve">: Evaluates financial influence of detected patterns </w:t>
+      </w:r>
+      <w:r>
+        <w:rPr>
+          <w:rFonts w:ascii="Apple Color Emoji" w:eastAsia="Times New Roman" w:hAnsi="Apple Color Emoji" w:cs="Apple Color Emoji"/>
+          <w:color w:val="000000"/>
+          <w:kern w:val="0"/>
+          <w14:ligatures w14:val="none"/>
+        </w:rPr>
+        <w:t>✅</w:t>
+      </w:r>
+      <w:r>
+        <w:rPr>
+          <w:rFonts w:ascii="Times New Roman" w:eastAsia="Times New Roman" w:hAnsi="Times New Roman" w:cs="Times New Roman"/>
+          <w:color w:val="000000"/>
+          <w:kern w:val="0"/>
+          <w14:ligatures w14:val="none"/>
+        </w:rPr>
+        <w:t> </w:t>
+      </w:r>
+      <w:r>
+        <w:rPr>
+          <w:rFonts w:ascii="Times New Roman" w:eastAsia="Times New Roman" w:hAnsi="Times New Roman" w:cs="Times New Roman"/>
+          <w:b/>
+          <w:bCs/>
+          <w:color w:val="000000"/>
+          <w:kern w:val="0"/>
+          <w14:ligatures w14:val="none"/>
+        </w:rPr>
+        <w:t>Geopolitical Risk Scoring</w:t>
+      </w:r>
+      <w:r>
+        <w:rPr>
+          <w:rFonts w:ascii="Times New Roman" w:eastAsia="Times New Roman" w:hAnsi="Times New Roman" w:cs="Times New Roman"/>
+          <w:color w:val="000000"/>
+          <w:kern w:val="0"/>
+          <w14:ligatures w14:val="none"/>
+        </w:rPr>
+        <w:t>: AI-driven threat intelligence modeling</w:t>
       </w:r>
     </w:p>
     <w:p>
       <w:pPr>
+        <w:spacing w:after="0" w:line="240" w:lineRule="auto"/>
+        <w:rPr>
+          <w:rFonts w:ascii="Times New Roman" w:eastAsia="Times New Roman" w:hAnsi="Times New Roman" w:cs="Times New Roman"/>
+          <w:kern w:val="0"/>
+          <w14:ligatures w14:val="none"/>
+        </w:rPr>
+      </w:pPr>
+      <w:r>
+        <w:rPr>
+          <w:rFonts w:ascii="Times New Roman" w:eastAsia="Times New Roman" w:hAnsi="Times New Roman" w:cs="Times New Roman"/>
+          <w:noProof/>
+          <w:kern w:val="0"/>
+        </w:rPr>
+        <w:pict>
+          <v:rect id="_x0000_i1037" alt="" style="width:468pt;height:.05pt;mso-width-percent:0;mso-height-percent:0;mso-width-percent:0;mso-height-percent:0" o:hralign="center" o:hrstd="t" o:hr="t" fillcolor="#a0a0a0" stroked="f"/>
+        </w:pict>
+      </w:r>
+    </w:p>
+    <w:p>
+      <w:pPr>
         <w:spacing w:before="100" w:beforeAutospacing="1" w:after="100" w:afterAutospacing="1" w:line="240" w:lineRule="auto"/>
         <w:outlineLvl w:val="2"/>
         <w:rPr>
@@ -929,7 +1445,7 @@
           <w:szCs w:val="27"/>
           <w14:ligatures w14:val="none"/>
         </w:rPr>
-        <w:t>3</w:t>
+        <w:t>4</w:t>
       </w:r>
       <w:r>
         <w:rPr>
@@ -955,7 +1471,7 @@
           <w:szCs w:val="27"/>
           <w14:ligatures w14:val="none"/>
         </w:rPr>
-        <w:t xml:space="preserve"> AI Processing</w:t>
+        <w:t xml:space="preserve"> Postprocessing &amp; Storage</w:t>
       </w:r>
     </w:p>
     <w:p>
@@ -995,25 +1511,16 @@
           <w:kern w:val="0"/>
           <w14:ligatures w14:val="none"/>
         </w:rPr>
-        <w:t>Contradiction Detection:</w:t>
-      </w:r>
-      <w:r>
-        <w:rPr>
-          <w:rFonts w:ascii="Times New Roman" w:eastAsia="Times New Roman" w:hAnsi="Times New Roman" w:cs="Times New Roman"/>
-          <w:color w:val="000000"/>
-          <w:kern w:val="0"/>
-          <w14:ligatures w14:val="none"/>
-        </w:rPr>
-        <w:t> Compares claims across multiple sources.</w:t>
-      </w:r>
-      <w:r>
-        <w:rPr>
-          <w:rFonts w:ascii="Times New Roman" w:eastAsia="Times New Roman" w:hAnsi="Times New Roman" w:cs="Times New Roman"/>
-          <w:color w:val="000000"/>
-          <w:kern w:val="0"/>
-          <w14:ligatures w14:val="none"/>
-        </w:rPr>
-        <w:br/>
+        <w:t>Summarization</w:t>
+      </w:r>
+      <w:r>
+        <w:rPr>
+          <w:rFonts w:ascii="Times New Roman" w:eastAsia="Times New Roman" w:hAnsi="Times New Roman" w:cs="Times New Roman"/>
+          <w:color w:val="000000"/>
+          <w:kern w:val="0"/>
+          <w14:ligatures w14:val="none"/>
+        </w:rPr>
+        <w:t xml:space="preserve">: NLP models generate concise intelligence reports </w:t>
       </w:r>
       <w:r>
         <w:rPr>
@@ -1042,25 +1549,36 @@
           <w:kern w:val="0"/>
           <w14:ligatures w14:val="none"/>
         </w:rPr>
-        <w:t>Sentiment Analysis:</w:t>
-      </w:r>
-      <w:r>
-        <w:rPr>
-          <w:rFonts w:ascii="Times New Roman" w:eastAsia="Times New Roman" w:hAnsi="Times New Roman" w:cs="Times New Roman"/>
-          <w:color w:val="000000"/>
-          <w:kern w:val="0"/>
-          <w14:ligatures w14:val="none"/>
-        </w:rPr>
-        <w:t> Assigns positive/negative/neutral scores.</w:t>
-      </w:r>
-      <w:r>
-        <w:rPr>
-          <w:rFonts w:ascii="Times New Roman" w:eastAsia="Times New Roman" w:hAnsi="Times New Roman" w:cs="Times New Roman"/>
-          <w:color w:val="000000"/>
-          <w:kern w:val="0"/>
-          <w14:ligatures w14:val="none"/>
-        </w:rPr>
-        <w:br/>
+        <w:t>Indexing &amp; Retrieval</w:t>
+      </w:r>
+      <w:r>
+        <w:rPr>
+          <w:rFonts w:ascii="Times New Roman" w:eastAsia="Times New Roman" w:hAnsi="Times New Roman" w:cs="Times New Roman"/>
+          <w:color w:val="000000"/>
+          <w:kern w:val="0"/>
+          <w14:ligatures w14:val="none"/>
+        </w:rPr>
+        <w:t>: Uses </w:t>
+      </w:r>
+      <w:r>
+        <w:rPr>
+          <w:rFonts w:ascii="Times New Roman" w:eastAsia="Times New Roman" w:hAnsi="Times New Roman" w:cs="Times New Roman"/>
+          <w:b/>
+          <w:bCs/>
+          <w:color w:val="000000"/>
+          <w:kern w:val="0"/>
+          <w14:ligatures w14:val="none"/>
+        </w:rPr>
+        <w:t>FAISS for vector-based search</w:t>
+      </w:r>
+      <w:r>
+        <w:rPr>
+          <w:rFonts w:ascii="Times New Roman" w:eastAsia="Times New Roman" w:hAnsi="Times New Roman" w:cs="Times New Roman"/>
+          <w:color w:val="000000"/>
+          <w:kern w:val="0"/>
+          <w14:ligatures w14:val="none"/>
+        </w:rPr>
+        <w:t> </w:t>
       </w:r>
       <w:r>
         <w:rPr>
@@ -1089,25 +1607,16 @@
           <w:kern w:val="0"/>
           <w14:ligatures w14:val="none"/>
         </w:rPr>
-        <w:t>Bias Detection:</w:t>
-      </w:r>
-      <w:r>
-        <w:rPr>
-          <w:rFonts w:ascii="Times New Roman" w:eastAsia="Times New Roman" w:hAnsi="Times New Roman" w:cs="Times New Roman"/>
-          <w:color w:val="000000"/>
-          <w:kern w:val="0"/>
-          <w14:ligatures w14:val="none"/>
-        </w:rPr>
-        <w:t> Identifies potential misinformation trends.</w:t>
-      </w:r>
-      <w:r>
-        <w:rPr>
-          <w:rFonts w:ascii="Times New Roman" w:eastAsia="Times New Roman" w:hAnsi="Times New Roman" w:cs="Times New Roman"/>
-          <w:color w:val="000000"/>
-          <w:kern w:val="0"/>
-          <w14:ligatures w14:val="none"/>
-        </w:rPr>
-        <w:br/>
+        <w:t>Metadata Tagging</w:t>
+      </w:r>
+      <w:r>
+        <w:rPr>
+          <w:rFonts w:ascii="Times New Roman" w:eastAsia="Times New Roman" w:hAnsi="Times New Roman" w:cs="Times New Roman"/>
+          <w:color w:val="000000"/>
+          <w:kern w:val="0"/>
+          <w14:ligatures w14:val="none"/>
+        </w:rPr>
+        <w:t xml:space="preserve">: Assigns categories, topics, and risk scores </w:t>
       </w:r>
       <w:r>
         <w:rPr>
@@ -1136,20 +1645,51 @@
           <w:kern w:val="0"/>
           <w14:ligatures w14:val="none"/>
         </w:rPr>
-        <w:t>Market Impact Prediction:</w:t>
-      </w:r>
-      <w:r>
-        <w:rPr>
-          <w:rFonts w:ascii="Times New Roman" w:eastAsia="Times New Roman" w:hAnsi="Times New Roman" w:cs="Times New Roman"/>
-          <w:color w:val="000000"/>
-          <w:kern w:val="0"/>
-          <w14:ligatures w14:val="none"/>
-        </w:rPr>
-        <w:t> Evaluates financial influence of detected contradictions.</w:t>
+        <w:t>Caching</w:t>
+      </w:r>
+      <w:r>
+        <w:rPr>
+          <w:rFonts w:ascii="Times New Roman" w:eastAsia="Times New Roman" w:hAnsi="Times New Roman" w:cs="Times New Roman"/>
+          <w:color w:val="000000"/>
+          <w:kern w:val="0"/>
+          <w14:ligatures w14:val="none"/>
+        </w:rPr>
+        <w:t>: Recent AI analyses stored in </w:t>
+      </w:r>
+      <w:r>
+        <w:rPr>
+          <w:rFonts w:ascii="Times New Roman" w:eastAsia="Times New Roman" w:hAnsi="Times New Roman" w:cs="Times New Roman"/>
+          <w:b/>
+          <w:bCs/>
+          <w:color w:val="000000"/>
+          <w:kern w:val="0"/>
+          <w14:ligatures w14:val="none"/>
+        </w:rPr>
+        <w:t>Redis for fast access</w:t>
       </w:r>
     </w:p>
     <w:p>
       <w:pPr>
+        <w:spacing w:after="0" w:line="240" w:lineRule="auto"/>
+        <w:rPr>
+          <w:rFonts w:ascii="Times New Roman" w:eastAsia="Times New Roman" w:hAnsi="Times New Roman" w:cs="Times New Roman"/>
+          <w:kern w:val="0"/>
+          <w14:ligatures w14:val="none"/>
+        </w:rPr>
+      </w:pPr>
+      <w:r>
+        <w:rPr>
+          <w:rFonts w:ascii="Times New Roman" w:eastAsia="Times New Roman" w:hAnsi="Times New Roman" w:cs="Times New Roman"/>
+          <w:noProof/>
+          <w:kern w:val="0"/>
+        </w:rPr>
+        <w:pict>
+          <v:rect id="_x0000_i1036" alt="" style="width:468pt;height:.05pt;mso-width-percent:0;mso-height-percent:0;mso-width-percent:0;mso-height-percent:0" o:hralign="center" o:hrstd="t" o:hr="t" fillcolor="#a0a0a0" stroked="f"/>
+        </w:pict>
+      </w:r>
+    </w:p>
+    <w:p>
+      <w:pPr>
         <w:spacing w:before="100" w:beforeAutospacing="1" w:after="100" w:afterAutospacing="1" w:line="240" w:lineRule="auto"/>
         <w:outlineLvl w:val="2"/>
         <w:rPr>
@@ -1174,7 +1714,7 @@
           <w:szCs w:val="27"/>
           <w14:ligatures w14:val="none"/>
         </w:rPr>
-        <w:t>4</w:t>
+        <w:t>5</w:t>
       </w:r>
       <w:r>
         <w:rPr>
@@ -1200,7 +1740,7 @@
           <w:szCs w:val="27"/>
           <w14:ligatures w14:val="none"/>
         </w:rPr>
-        <w:t xml:space="preserve"> Postprocessing &amp; Storage</w:t>
+        <w:t xml:space="preserve"> API &amp; Frontend Access</w:t>
       </w:r>
     </w:p>
     <w:p>
@@ -1240,25 +1780,16 @@
           <w:kern w:val="0"/>
           <w14:ligatures w14:val="none"/>
         </w:rPr>
-        <w:t>Summarization:</w:t>
-      </w:r>
-      <w:r>
-        <w:rPr>
-          <w:rFonts w:ascii="Times New Roman" w:eastAsia="Times New Roman" w:hAnsi="Times New Roman" w:cs="Times New Roman"/>
-          <w:color w:val="000000"/>
-          <w:kern w:val="0"/>
-          <w14:ligatures w14:val="none"/>
-        </w:rPr>
-        <w:t> Uses NLP models to generate concise article summaries.</w:t>
-      </w:r>
-      <w:r>
-        <w:rPr>
-          <w:rFonts w:ascii="Times New Roman" w:eastAsia="Times New Roman" w:hAnsi="Times New Roman" w:cs="Times New Roman"/>
-          <w:color w:val="000000"/>
-          <w:kern w:val="0"/>
-          <w14:ligatures w14:val="none"/>
-        </w:rPr>
-        <w:br/>
+        <w:t>FastAPI-based API Endpoints</w:t>
+      </w:r>
+      <w:r>
+        <w:rPr>
+          <w:rFonts w:ascii="Times New Roman" w:eastAsia="Times New Roman" w:hAnsi="Times New Roman" w:cs="Times New Roman"/>
+          <w:color w:val="000000"/>
+          <w:kern w:val="0"/>
+          <w14:ligatures w14:val="none"/>
+        </w:rPr>
+        <w:t xml:space="preserve"> for structured data access </w:t>
       </w:r>
       <w:r>
         <w:rPr>
@@ -1287,25 +1818,16 @@
           <w:kern w:val="0"/>
           <w14:ligatures w14:val="none"/>
         </w:rPr>
-        <w:t>Indexing:</w:t>
-      </w:r>
-      <w:r>
-        <w:rPr>
-          <w:rFonts w:ascii="Times New Roman" w:eastAsia="Times New Roman" w:hAnsi="Times New Roman" w:cs="Times New Roman"/>
-          <w:color w:val="000000"/>
-          <w:kern w:val="0"/>
-          <w14:ligatures w14:val="none"/>
-        </w:rPr>
-        <w:t> Vector storage using FAISS for fast retrieval.</w:t>
-      </w:r>
-      <w:r>
-        <w:rPr>
-          <w:rFonts w:ascii="Times New Roman" w:eastAsia="Times New Roman" w:hAnsi="Times New Roman" w:cs="Times New Roman"/>
-          <w:color w:val="000000"/>
-          <w:kern w:val="0"/>
-          <w14:ligatures w14:val="none"/>
-        </w:rPr>
-        <w:br/>
+        <w:t>GraphQL support</w:t>
+      </w:r>
+      <w:r>
+        <w:rPr>
+          <w:rFonts w:ascii="Times New Roman" w:eastAsia="Times New Roman" w:hAnsi="Times New Roman" w:cs="Times New Roman"/>
+          <w:color w:val="000000"/>
+          <w:kern w:val="0"/>
+          <w14:ligatures w14:val="none"/>
+        </w:rPr>
+        <w:t xml:space="preserve"> for flexible intelligence queries </w:t>
       </w:r>
       <w:r>
         <w:rPr>
@@ -1314,7 +1836,6 @@
           <w:kern w:val="0"/>
           <w14:ligatures w14:val="none"/>
         </w:rPr>
-        <w:lastRenderedPageBreak/>
         <w:t>✅</w:t>
       </w:r>
       <w:r>
@@ -1335,25 +1856,16 @@
           <w:kern w:val="0"/>
           <w14:ligatures w14:val="none"/>
         </w:rPr>
-        <w:t>Metadata Tagging:</w:t>
-      </w:r>
-      <w:r>
-        <w:rPr>
-          <w:rFonts w:ascii="Times New Roman" w:eastAsia="Times New Roman" w:hAnsi="Times New Roman" w:cs="Times New Roman"/>
-          <w:color w:val="000000"/>
-          <w:kern w:val="0"/>
-          <w14:ligatures w14:val="none"/>
-        </w:rPr>
-        <w:t> Assigns categories, topics, and relevance scores.</w:t>
-      </w:r>
-      <w:r>
-        <w:rPr>
-          <w:rFonts w:ascii="Times New Roman" w:eastAsia="Times New Roman" w:hAnsi="Times New Roman" w:cs="Times New Roman"/>
-          <w:color w:val="000000"/>
-          <w:kern w:val="0"/>
-          <w14:ligatures w14:val="none"/>
-        </w:rPr>
-        <w:br/>
+        <w:t>WebSockets for real-time intelligence alerts</w:t>
+      </w:r>
+      <w:r>
+        <w:rPr>
+          <w:rFonts w:ascii="Times New Roman" w:eastAsia="Times New Roman" w:hAnsi="Times New Roman" w:cs="Times New Roman"/>
+          <w:color w:val="000000"/>
+          <w:kern w:val="0"/>
+          <w14:ligatures w14:val="none"/>
+        </w:rPr>
+        <w:t> </w:t>
       </w:r>
       <w:r>
         <w:rPr>
@@ -1382,308 +1894,23 @@
           <w:kern w:val="0"/>
           <w14:ligatures w14:val="none"/>
         </w:rPr>
-        <w:t>Caching:</w:t>
-      </w:r>
-      <w:r>
-        <w:rPr>
-          <w:rFonts w:ascii="Times New Roman" w:eastAsia="Times New Roman" w:hAnsi="Times New Roman" w:cs="Times New Roman"/>
-          <w:color w:val="000000"/>
-          <w:kern w:val="0"/>
-          <w14:ligatures w14:val="none"/>
-        </w:rPr>
-        <w:t> Stores recent AI analyses in Redis for fast access.</w:t>
+        <w:t>Frontend Dashboard Integration</w:t>
+      </w:r>
+      <w:r>
+        <w:rPr>
+          <w:rFonts w:ascii="Times New Roman" w:eastAsia="Times New Roman" w:hAnsi="Times New Roman" w:cs="Times New Roman"/>
+          <w:color w:val="000000"/>
+          <w:kern w:val="0"/>
+          <w14:ligatures w14:val="none"/>
+        </w:rPr>
+        <w:t> with Next.js UI</w:t>
       </w:r>
     </w:p>
     <w:p>
       <w:pPr>
-        <w:spacing w:before="100" w:beforeAutospacing="1" w:after="100" w:afterAutospacing="1" w:line="240" w:lineRule="auto"/>
-        <w:outlineLvl w:val="2"/>
-        <w:rPr>
-          <w:rFonts w:ascii="Times New Roman" w:eastAsia="Times New Roman" w:hAnsi="Times New Roman" w:cs="Times New Roman"/>
-          <w:b/>
-          <w:bCs/>
-          <w:color w:val="000000"/>
-          <w:kern w:val="0"/>
-          <w:sz w:val="27"/>
-          <w:szCs w:val="27"/>
-          <w14:ligatures w14:val="none"/>
-        </w:rPr>
-      </w:pPr>
-      <w:r>
-        <w:rPr>
-          <w:rFonts w:ascii="Times New Roman" w:eastAsia="Times New Roman" w:hAnsi="Times New Roman" w:cs="Times New Roman"/>
-          <w:b/>
-          <w:bCs/>
-          <w:color w:val="000000"/>
-          <w:kern w:val="0"/>
-          <w:sz w:val="27"/>
-          <w:szCs w:val="27"/>
-          <w14:ligatures w14:val="none"/>
-        </w:rPr>
-        <w:t>5</w:t>
-      </w:r>
-      <w:r>
-        <w:rPr>
-          <w:rFonts w:ascii="Apple Color Emoji" w:eastAsia="Times New Roman" w:hAnsi="Apple Color Emoji" w:cs="Apple Color Emoji"/>
-          <w:b/>
-          <w:bCs/>
-          <w:color w:val="000000"/>
-          <w:kern w:val="0"/>
-          <w:sz w:val="27"/>
-          <w:szCs w:val="27"/>
-          <w14:ligatures w14:val="none"/>
-        </w:rPr>
-        <w:t>️⃣</w:t>
-      </w:r>
-      <w:r>
-        <w:rPr>
-          <w:rFonts w:ascii="Times New Roman" w:eastAsia="Times New Roman" w:hAnsi="Times New Roman" w:cs="Times New Roman"/>
-          <w:b/>
-          <w:bCs/>
-          <w:color w:val="000000"/>
-          <w:kern w:val="0"/>
-          <w:sz w:val="27"/>
-          <w:szCs w:val="27"/>
-          <w14:ligatures w14:val="none"/>
-        </w:rPr>
-        <w:t xml:space="preserve"> API &amp; Frontend Access</w:t>
-      </w:r>
-    </w:p>
-    <w:p>
-      <w:pPr>
-        <w:spacing w:before="100" w:beforeAutospacing="1" w:after="100" w:afterAutospacing="1" w:line="240" w:lineRule="auto"/>
-        <w:rPr>
-          <w:rFonts w:ascii="Times New Roman" w:eastAsia="Times New Roman" w:hAnsi="Times New Roman" w:cs="Times New Roman"/>
-          <w:color w:val="000000"/>
-          <w:kern w:val="0"/>
-          <w14:ligatures w14:val="none"/>
-        </w:rPr>
-      </w:pPr>
-      <w:r>
-        <w:rPr>
-          <w:rFonts w:ascii="Apple Color Emoji" w:eastAsia="Times New Roman" w:hAnsi="Apple Color Emoji" w:cs="Apple Color Emoji"/>
-          <w:color w:val="000000"/>
-          <w:kern w:val="0"/>
-          <w14:ligatures w14:val="none"/>
-        </w:rPr>
-        <w:t>✅</w:t>
-      </w:r>
-      <w:r>
-        <w:rPr>
-          <w:rFonts w:ascii="Times New Roman" w:eastAsia="Times New Roman" w:hAnsi="Times New Roman" w:cs="Times New Roman"/>
-          <w:color w:val="000000"/>
-          <w:kern w:val="0"/>
-          <w14:ligatures w14:val="none"/>
-        </w:rPr>
-        <w:t> </w:t>
-      </w:r>
-      <w:proofErr w:type="spellStart"/>
-      <w:r>
-        <w:rPr>
-          <w:rFonts w:ascii="Times New Roman" w:eastAsia="Times New Roman" w:hAnsi="Times New Roman" w:cs="Times New Roman"/>
-          <w:b/>
-          <w:bCs/>
-          <w:color w:val="000000"/>
-          <w:kern w:val="0"/>
-          <w14:ligatures w14:val="none"/>
-        </w:rPr>
-        <w:t>FastAPI</w:t>
-      </w:r>
-      <w:proofErr w:type="spellEnd"/>
-      <w:r>
-        <w:rPr>
-          <w:rFonts w:ascii="Times New Roman" w:eastAsia="Times New Roman" w:hAnsi="Times New Roman" w:cs="Times New Roman"/>
-          <w:b/>
-          <w:bCs/>
-          <w:color w:val="000000"/>
-          <w:kern w:val="0"/>
-          <w14:ligatures w14:val="none"/>
-        </w:rPr>
-        <w:t>-based API endpoints</w:t>
-      </w:r>
-      <w:r>
-        <w:rPr>
-          <w:rFonts w:ascii="Times New Roman" w:eastAsia="Times New Roman" w:hAnsi="Times New Roman" w:cs="Times New Roman"/>
-          <w:color w:val="000000"/>
-          <w:kern w:val="0"/>
-          <w14:ligatures w14:val="none"/>
-        </w:rPr>
-        <w:t> provide structured access.</w:t>
-      </w:r>
-      <w:r>
-        <w:rPr>
-          <w:rFonts w:ascii="Times New Roman" w:eastAsia="Times New Roman" w:hAnsi="Times New Roman" w:cs="Times New Roman"/>
-          <w:color w:val="000000"/>
-          <w:kern w:val="0"/>
-          <w14:ligatures w14:val="none"/>
-        </w:rPr>
-        <w:br/>
-      </w:r>
-      <w:r>
-        <w:rPr>
-          <w:rFonts w:ascii="Apple Color Emoji" w:eastAsia="Times New Roman" w:hAnsi="Apple Color Emoji" w:cs="Apple Color Emoji"/>
-          <w:color w:val="000000"/>
-          <w:kern w:val="0"/>
-          <w14:ligatures w14:val="none"/>
-        </w:rPr>
-        <w:t>✅</w:t>
-      </w:r>
-      <w:r>
-        <w:rPr>
-          <w:rFonts w:ascii="Times New Roman" w:eastAsia="Times New Roman" w:hAnsi="Times New Roman" w:cs="Times New Roman"/>
-          <w:color w:val="000000"/>
-          <w:kern w:val="0"/>
-          <w14:ligatures w14:val="none"/>
-        </w:rPr>
-        <w:t> </w:t>
-      </w:r>
-      <w:proofErr w:type="spellStart"/>
-      <w:r>
-        <w:rPr>
-          <w:rFonts w:ascii="Times New Roman" w:eastAsia="Times New Roman" w:hAnsi="Times New Roman" w:cs="Times New Roman"/>
-          <w:b/>
-          <w:bCs/>
-          <w:color w:val="000000"/>
-          <w:kern w:val="0"/>
-          <w14:ligatures w14:val="none"/>
-        </w:rPr>
-        <w:t>GraphQL</w:t>
-      </w:r>
-      <w:proofErr w:type="spellEnd"/>
-      <w:r>
-        <w:rPr>
-          <w:rFonts w:ascii="Times New Roman" w:eastAsia="Times New Roman" w:hAnsi="Times New Roman" w:cs="Times New Roman"/>
-          <w:b/>
-          <w:bCs/>
-          <w:color w:val="000000"/>
-          <w:kern w:val="0"/>
-          <w14:ligatures w14:val="none"/>
-        </w:rPr>
-        <w:t xml:space="preserve"> support</w:t>
-      </w:r>
-      <w:r>
-        <w:rPr>
-          <w:rFonts w:ascii="Times New Roman" w:eastAsia="Times New Roman" w:hAnsi="Times New Roman" w:cs="Times New Roman"/>
-          <w:color w:val="000000"/>
-          <w:kern w:val="0"/>
-          <w14:ligatures w14:val="none"/>
-        </w:rPr>
-        <w:t> for flexible query options.</w:t>
-      </w:r>
-      <w:r>
-        <w:rPr>
-          <w:rFonts w:ascii="Times New Roman" w:eastAsia="Times New Roman" w:hAnsi="Times New Roman" w:cs="Times New Roman"/>
-          <w:color w:val="000000"/>
-          <w:kern w:val="0"/>
-          <w14:ligatures w14:val="none"/>
-        </w:rPr>
-        <w:br/>
-      </w:r>
-      <w:r>
-        <w:rPr>
-          <w:rFonts w:ascii="Apple Color Emoji" w:eastAsia="Times New Roman" w:hAnsi="Apple Color Emoji" w:cs="Apple Color Emoji"/>
-          <w:color w:val="000000"/>
-          <w:kern w:val="0"/>
-          <w14:ligatures w14:val="none"/>
-        </w:rPr>
-        <w:t>✅</w:t>
-      </w:r>
-      <w:r>
-        <w:rPr>
-          <w:rFonts w:ascii="Times New Roman" w:eastAsia="Times New Roman" w:hAnsi="Times New Roman" w:cs="Times New Roman"/>
-          <w:color w:val="000000"/>
-          <w:kern w:val="0"/>
-          <w14:ligatures w14:val="none"/>
-        </w:rPr>
-        <w:t> </w:t>
-      </w:r>
-      <w:proofErr w:type="spellStart"/>
-      <w:r>
-        <w:rPr>
-          <w:rFonts w:ascii="Times New Roman" w:eastAsia="Times New Roman" w:hAnsi="Times New Roman" w:cs="Times New Roman"/>
-          <w:b/>
-          <w:bCs/>
-          <w:color w:val="000000"/>
-          <w:kern w:val="0"/>
-          <w14:ligatures w14:val="none"/>
-        </w:rPr>
-        <w:t>WebSockets</w:t>
-      </w:r>
-      <w:proofErr w:type="spellEnd"/>
-      <w:r>
-        <w:rPr>
-          <w:rFonts w:ascii="Times New Roman" w:eastAsia="Times New Roman" w:hAnsi="Times New Roman" w:cs="Times New Roman"/>
-          <w:b/>
-          <w:bCs/>
-          <w:color w:val="000000"/>
-          <w:kern w:val="0"/>
-          <w14:ligatures w14:val="none"/>
-        </w:rPr>
-        <w:t xml:space="preserve"> for real-time updates</w:t>
-      </w:r>
-      <w:r>
-        <w:rPr>
-          <w:rFonts w:ascii="Times New Roman" w:eastAsia="Times New Roman" w:hAnsi="Times New Roman" w:cs="Times New Roman"/>
-          <w:color w:val="000000"/>
-          <w:kern w:val="0"/>
-          <w14:ligatures w14:val="none"/>
-        </w:rPr>
-        <w:t> on contradicting news trends.</w:t>
-      </w:r>
-      <w:r>
-        <w:rPr>
-          <w:rFonts w:ascii="Times New Roman" w:eastAsia="Times New Roman" w:hAnsi="Times New Roman" w:cs="Times New Roman"/>
-          <w:color w:val="000000"/>
-          <w:kern w:val="0"/>
-          <w14:ligatures w14:val="none"/>
-        </w:rPr>
-        <w:br/>
-      </w:r>
-      <w:r>
-        <w:rPr>
-          <w:rFonts w:ascii="Apple Color Emoji" w:eastAsia="Times New Roman" w:hAnsi="Apple Color Emoji" w:cs="Apple Color Emoji"/>
-          <w:color w:val="000000"/>
-          <w:kern w:val="0"/>
-          <w14:ligatures w14:val="none"/>
-        </w:rPr>
-        <w:t>✅</w:t>
-      </w:r>
-      <w:r>
-        <w:rPr>
-          <w:rFonts w:ascii="Times New Roman" w:eastAsia="Times New Roman" w:hAnsi="Times New Roman" w:cs="Times New Roman"/>
-          <w:color w:val="000000"/>
-          <w:kern w:val="0"/>
-          <w14:ligatures w14:val="none"/>
-        </w:rPr>
-        <w:t> </w:t>
-      </w:r>
-      <w:r>
-        <w:rPr>
-          <w:rFonts w:ascii="Times New Roman" w:eastAsia="Times New Roman" w:hAnsi="Times New Roman" w:cs="Times New Roman"/>
-          <w:b/>
-          <w:bCs/>
-          <w:color w:val="000000"/>
-          <w:kern w:val="0"/>
-          <w14:ligatures w14:val="none"/>
-        </w:rPr>
-        <w:t>Frontend dashboard integration</w:t>
-      </w:r>
-      <w:r>
-        <w:rPr>
-          <w:rFonts w:ascii="Times New Roman" w:eastAsia="Times New Roman" w:hAnsi="Times New Roman" w:cs="Times New Roman"/>
-          <w:color w:val="000000"/>
-          <w:kern w:val="0"/>
-          <w14:ligatures w14:val="none"/>
-        </w:rPr>
-        <w:t> with Next.js UI.</w:t>
-      </w:r>
-    </w:p>
-    <w:p>
-      <w:pPr>
         <w:spacing w:after="0" w:line="240" w:lineRule="auto"/>
         <w:rPr>
           <w:rFonts w:ascii="Times New Roman" w:eastAsia="Times New Roman" w:hAnsi="Times New Roman" w:cs="Times New Roman"/>
-          <w:color w:val="000000"/>
           <w:kern w:val="0"/>
           <w14:ligatures w14:val="none"/>
         </w:rPr>
@@ -1692,11 +1919,10 @@
         <w:rPr>
           <w:rFonts w:ascii="Times New Roman" w:eastAsia="Times New Roman" w:hAnsi="Times New Roman" w:cs="Times New Roman"/>
           <w:noProof/>
-          <w:color w:val="000000"/>
           <w:kern w:val="0"/>
         </w:rPr>
         <w:pict>
-          <v:rect id="_x0000_i1027" alt="" style="width:468pt;height:.05pt;mso-width-percent:0;mso-height-percent:0;mso-width-percent:0;mso-height-percent:0" o:hralign="center" o:hrstd="t" o:hr="t" fillcolor="#a0a0a0" stroked="f"/>
+          <v:rect id="_x0000_i1035" alt="" style="width:468pt;height:.05pt;mso-width-percent:0;mso-height-percent:0;mso-width-percent:0;mso-height-percent:0" o:hralign="center" o:hrstd="t" o:hr="t" fillcolor="#a0a0a0" stroked="f"/>
         </w:pict>
       </w:r>
     </w:p>
@@ -1756,10 +1982,11 @@
       </w:tblPr>
       <w:tblGrid>
         <w:gridCol w:w="1555"/>
-        <w:gridCol w:w="5881"/>
+        <w:gridCol w:w="7805"/>
       </w:tblGrid>
       <w:tr>
         <w:trPr>
+          <w:tblHeader/>
           <w:tblCellSpacing w:w="15" w:type="dxa"/>
         </w:trPr>
         <w:tc>
@@ -1883,130 +2110,7 @@
                 <w:kern w:val="0"/>
                 <w14:ligatures w14:val="none"/>
               </w:rPr>
-              <w:t xml:space="preserve">Kafka, RabbitMQ, Scrapy, </w:t>
-            </w:r>
-            <w:proofErr w:type="spellStart"/>
-            <w:r>
-              <w:rPr>
-                <w:rFonts w:ascii="Times New Roman" w:eastAsia="Times New Roman" w:hAnsi="Times New Roman" w:cs="Times New Roman"/>
-                <w:color w:val="000000"/>
-                <w:kern w:val="0"/>
-                <w14:ligatures w14:val="none"/>
-              </w:rPr>
-              <w:t>BeautifulSoup</w:t>
-            </w:r>
-            <w:proofErr w:type="spellEnd"/>
-          </w:p>
-        </w:tc>
-      </w:tr>
-      <w:tr>
-        <w:trPr>
-          <w:tblCellSpacing w:w="15" w:type="dxa"/>
-        </w:trPr>
-        <w:tc>
-          <w:tcPr>
-            <w:tcW w:w="0" w:type="auto"/>
-            <w:vAlign w:val="center"/>
-            <w:hideMark/>
-          </w:tcPr>
-          <w:p>
-            <w:pPr>
-              <w:spacing w:after="0" w:line="240" w:lineRule="auto"/>
-              <w:rPr>
-                <w:rFonts w:ascii="Times New Roman" w:eastAsia="Times New Roman" w:hAnsi="Times New Roman" w:cs="Times New Roman"/>
-                <w:color w:val="000000"/>
-                <w:kern w:val="0"/>
-                <w14:ligatures w14:val="none"/>
-              </w:rPr>
-            </w:pPr>
-            <w:r>
-              <w:rPr>
-                <w:rFonts w:ascii="Times New Roman" w:eastAsia="Times New Roman" w:hAnsi="Times New Roman" w:cs="Times New Roman"/>
-                <w:b/>
-                <w:bCs/>
-                <w:color w:val="000000"/>
-                <w:kern w:val="0"/>
-                <w14:ligatures w14:val="none"/>
-              </w:rPr>
-              <w:t>Processing</w:t>
-            </w:r>
-          </w:p>
-        </w:tc>
-        <w:tc>
-          <w:tcPr>
-            <w:tcW w:w="0" w:type="auto"/>
-            <w:vAlign w:val="center"/>
-            <w:hideMark/>
-          </w:tcPr>
-          <w:p>
-            <w:pPr>
-              <w:spacing w:after="0" w:line="240" w:lineRule="auto"/>
-              <w:rPr>
-                <w:rFonts w:ascii="Times New Roman" w:eastAsia="Times New Roman" w:hAnsi="Times New Roman" w:cs="Times New Roman"/>
-                <w:color w:val="000000"/>
-                <w:kern w:val="0"/>
-                <w14:ligatures w14:val="none"/>
-              </w:rPr>
-            </w:pPr>
-            <w:proofErr w:type="spellStart"/>
-            <w:r>
-              <w:rPr>
-                <w:rFonts w:ascii="Times New Roman" w:eastAsia="Times New Roman" w:hAnsi="Times New Roman" w:cs="Times New Roman"/>
-                <w:color w:val="000000"/>
-                <w:kern w:val="0"/>
-                <w14:ligatures w14:val="none"/>
-              </w:rPr>
-              <w:t>FastAPI</w:t>
-            </w:r>
-            <w:proofErr w:type="spellEnd"/>
-            <w:r>
-              <w:rPr>
-                <w:rFonts w:ascii="Times New Roman" w:eastAsia="Times New Roman" w:hAnsi="Times New Roman" w:cs="Times New Roman"/>
-                <w:color w:val="000000"/>
-                <w:kern w:val="0"/>
-                <w14:ligatures w14:val="none"/>
-              </w:rPr>
-              <w:t xml:space="preserve">, </w:t>
-            </w:r>
-            <w:proofErr w:type="spellStart"/>
-            <w:r>
-              <w:rPr>
-                <w:rFonts w:ascii="Times New Roman" w:eastAsia="Times New Roman" w:hAnsi="Times New Roman" w:cs="Times New Roman"/>
-                <w:color w:val="000000"/>
-                <w:kern w:val="0"/>
-                <w14:ligatures w14:val="none"/>
-              </w:rPr>
-              <w:t>LangChain</w:t>
-            </w:r>
-            <w:proofErr w:type="spellEnd"/>
-            <w:r>
-              <w:rPr>
-                <w:rFonts w:ascii="Times New Roman" w:eastAsia="Times New Roman" w:hAnsi="Times New Roman" w:cs="Times New Roman"/>
-                <w:color w:val="000000"/>
-                <w:kern w:val="0"/>
-                <w14:ligatures w14:val="none"/>
-              </w:rPr>
-              <w:t xml:space="preserve">, NLTK, </w:t>
-            </w:r>
-            <w:proofErr w:type="spellStart"/>
-            <w:r>
-              <w:rPr>
-                <w:rFonts w:ascii="Times New Roman" w:eastAsia="Times New Roman" w:hAnsi="Times New Roman" w:cs="Times New Roman"/>
-                <w:color w:val="000000"/>
-                <w:kern w:val="0"/>
-                <w14:ligatures w14:val="none"/>
-              </w:rPr>
-              <w:t>SpaCy</w:t>
-            </w:r>
-            <w:proofErr w:type="spellEnd"/>
-            <w:r>
-              <w:rPr>
-                <w:rFonts w:ascii="Times New Roman" w:eastAsia="Times New Roman" w:hAnsi="Times New Roman" w:cs="Times New Roman"/>
-                <w:color w:val="000000"/>
-                <w:kern w:val="0"/>
-                <w14:ligatures w14:val="none"/>
-              </w:rPr>
-              <w:t>, Hugging Face</w:t>
+              <w:t>Kafka, RabbitMQ, Scrapy, BeautifulSoup</w:t>
             </w:r>
           </w:p>
         </w:tc>
@@ -2040,7 +2144,7 @@
                 <w:kern w:val="0"/>
                 <w14:ligatures w14:val="none"/>
               </w:rPr>
-              <w:t>AI Models</w:t>
+              <w:t>Processing</w:t>
             </w:r>
           </w:p>
         </w:tc>
@@ -2067,47 +2171,7 @@
                 <w:kern w:val="0"/>
                 <w14:ligatures w14:val="none"/>
               </w:rPr>
-              <w:t xml:space="preserve">Mistral, </w:t>
-            </w:r>
-            <w:proofErr w:type="spellStart"/>
-            <w:r>
-              <w:rPr>
-                <w:rFonts w:ascii="Times New Roman" w:eastAsia="Times New Roman" w:hAnsi="Times New Roman" w:cs="Times New Roman"/>
-                <w:color w:val="000000"/>
-                <w:kern w:val="0"/>
-                <w14:ligatures w14:val="none"/>
-              </w:rPr>
-              <w:t>Ollama</w:t>
-            </w:r>
-            <w:proofErr w:type="spellEnd"/>
-            <w:r>
-              <w:rPr>
-                <w:rFonts w:ascii="Times New Roman" w:eastAsia="Times New Roman" w:hAnsi="Times New Roman" w:cs="Times New Roman"/>
-                <w:color w:val="000000"/>
-                <w:kern w:val="0"/>
-                <w14:ligatures w14:val="none"/>
-              </w:rPr>
-              <w:t xml:space="preserve">, </w:t>
-            </w:r>
-            <w:proofErr w:type="spellStart"/>
-            <w:r>
-              <w:rPr>
-                <w:rFonts w:ascii="Times New Roman" w:eastAsia="Times New Roman" w:hAnsi="Times New Roman" w:cs="Times New Roman"/>
-                <w:color w:val="000000"/>
-                <w:kern w:val="0"/>
-                <w14:ligatures w14:val="none"/>
-              </w:rPr>
-              <w:t>DeepSeek</w:t>
-            </w:r>
-            <w:proofErr w:type="spellEnd"/>
-            <w:r>
-              <w:rPr>
-                <w:rFonts w:ascii="Times New Roman" w:eastAsia="Times New Roman" w:hAnsi="Times New Roman" w:cs="Times New Roman"/>
-                <w:color w:val="000000"/>
-                <w:kern w:val="0"/>
-                <w14:ligatures w14:val="none"/>
-              </w:rPr>
-              <w:t xml:space="preserve"> Coder, TensorFlow</w:t>
+              <w:t>FastAPI, LangChain, NLTK, SpaCy, Hugging Face</w:t>
             </w:r>
           </w:p>
         </w:tc>
@@ -2141,6 +2205,67 @@
                 <w:kern w:val="0"/>
                 <w14:ligatures w14:val="none"/>
               </w:rPr>
+              <w:t>AI Models</w:t>
+            </w:r>
+          </w:p>
+        </w:tc>
+        <w:tc>
+          <w:tcPr>
+            <w:tcW w:w="0" w:type="auto"/>
+            <w:vAlign w:val="center"/>
+            <w:hideMark/>
+          </w:tcPr>
+          <w:p>
+            <w:pPr>
+              <w:spacing w:after="0" w:line="240" w:lineRule="auto"/>
+              <w:rPr>
+                <w:rFonts w:ascii="Times New Roman" w:eastAsia="Times New Roman" w:hAnsi="Times New Roman" w:cs="Times New Roman"/>
+                <w:color w:val="000000"/>
+                <w:kern w:val="0"/>
+                <w14:ligatures w14:val="none"/>
+              </w:rPr>
+            </w:pPr>
+            <w:r>
+              <w:rPr>
+                <w:rFonts w:ascii="Times New Roman" w:eastAsia="Times New Roman" w:hAnsi="Times New Roman" w:cs="Times New Roman"/>
+                <w:color w:val="000000"/>
+                <w:kern w:val="0"/>
+                <w14:ligatures w14:val="none"/>
+              </w:rPr>
+              <w:t>Mistral, Ollama, DeepSeek Coder, TensorFlow</w:t>
+            </w:r>
+          </w:p>
+        </w:tc>
+      </w:tr>
+      <w:tr>
+        <w:trPr>
+          <w:tblCellSpacing w:w="15" w:type="dxa"/>
+        </w:trPr>
+        <w:tc>
+          <w:tcPr>
+            <w:tcW w:w="0" w:type="auto"/>
+            <w:vAlign w:val="center"/>
+            <w:hideMark/>
+          </w:tcPr>
+          <w:p>
+            <w:pPr>
+              <w:spacing w:after="0" w:line="240" w:lineRule="auto"/>
+              <w:rPr>
+                <w:rFonts w:ascii="Times New Roman" w:eastAsia="Times New Roman" w:hAnsi="Times New Roman" w:cs="Times New Roman"/>
+                <w:color w:val="000000"/>
+                <w:kern w:val="0"/>
+                <w14:ligatures w14:val="none"/>
+              </w:rPr>
+            </w:pPr>
+            <w:r>
+              <w:rPr>
+                <w:rFonts w:ascii="Times New Roman" w:eastAsia="Times New Roman" w:hAnsi="Times New Roman" w:cs="Times New Roman"/>
+                <w:b/>
+                <w:bCs/>
+                <w:color w:val="000000"/>
+                <w:kern w:val="0"/>
+                <w14:ligatures w14:val="none"/>
+              </w:rPr>
               <w:t>Storage</w:t>
             </w:r>
           </w:p>
@@ -2168,7 +2293,7 @@
                 <w:kern w:val="0"/>
                 <w14:ligatures w14:val="none"/>
               </w:rPr>
-              <w:t>PostgreSQL (structured), MongoDB (news), FAISS (vector)</w:t>
+              <w:t>PostgreSQL (structured), MongoDB (intelligence reports), FAISS (vector search)</w:t>
             </w:r>
           </w:p>
         </w:tc>
@@ -2283,7 +2408,6 @@
                 <w14:ligatures w14:val="none"/>
               </w:rPr>
             </w:pPr>
-            <w:proofErr w:type="spellStart"/>
             <w:r>
               <w:rPr>
                 <w:rFonts w:ascii="Times New Roman" w:eastAsia="Times New Roman" w:hAnsi="Times New Roman" w:cs="Times New Roman"/>
@@ -2291,29 +2415,8 @@
                 <w:kern w:val="0"/>
                 <w14:ligatures w14:val="none"/>
               </w:rPr>
-              <w:t>FastAPI</w:t>
+              <w:t>FastAPI (REST), GraphQL</w:t>
             </w:r>
-            <w:proofErr w:type="spellEnd"/>
-            <w:r>
-              <w:rPr>
-                <w:rFonts w:ascii="Times New Roman" w:eastAsia="Times New Roman" w:hAnsi="Times New Roman" w:cs="Times New Roman"/>
-                <w:color w:val="000000"/>
-                <w:kern w:val="0"/>
-                <w14:ligatures w14:val="none"/>
-              </w:rPr>
-              <w:t xml:space="preserve"> (REST), </w:t>
-            </w:r>
-            <w:proofErr w:type="spellStart"/>
-            <w:r>
-              <w:rPr>
-                <w:rFonts w:ascii="Times New Roman" w:eastAsia="Times New Roman" w:hAnsi="Times New Roman" w:cs="Times New Roman"/>
-                <w:color w:val="000000"/>
-                <w:kern w:val="0"/>
-                <w14:ligatures w14:val="none"/>
-              </w:rPr>
-              <w:t>GraphQL</w:t>
-            </w:r>
-            <w:proofErr w:type="spellEnd"/>
           </w:p>
         </w:tc>
       </w:tr>
@@ -2346,6 +2449,7 @@
                 <w:kern w:val="0"/>
                 <w14:ligatures w14:val="none"/>
               </w:rPr>
+              <w:lastRenderedPageBreak/>
               <w:t>Infrastructure</w:t>
             </w:r>
           </w:p>
@@ -2384,7 +2488,6 @@
         <w:spacing w:after="0" w:line="240" w:lineRule="auto"/>
         <w:rPr>
           <w:rFonts w:ascii="Times New Roman" w:eastAsia="Times New Roman" w:hAnsi="Times New Roman" w:cs="Times New Roman"/>
-          <w:color w:val="000000"/>
           <w:kern w:val="0"/>
           <w14:ligatures w14:val="none"/>
         </w:rPr>
@@ -2393,11 +2496,10 @@
         <w:rPr>
           <w:rFonts w:ascii="Times New Roman" w:eastAsia="Times New Roman" w:hAnsi="Times New Roman" w:cs="Times New Roman"/>
           <w:noProof/>
-          <w:color w:val="000000"/>
           <w:kern w:val="0"/>
         </w:rPr>
         <w:pict>
-          <v:rect id="_x0000_i1026" alt="" style="width:468pt;height:.05pt;mso-width-percent:0;mso-height-percent:0;mso-width-percent:0;mso-height-percent:0" o:hralign="center" o:hrstd="t" o:hr="t" fillcolor="#a0a0a0" stroked="f"/>
+          <v:rect id="_x0000_i1034" alt="" style="width:468pt;height:.05pt;mso-width-percent:0;mso-height-percent:0;mso-width-percent:0;mso-height-percent:0" o:hralign="center" o:hrstd="t" o:hr="t" fillcolor="#a0a0a0" stroked="f"/>
         </w:pict>
       </w:r>
     </w:p>
@@ -2456,11 +2558,12 @@
         <w:tblLook w:val="04A0" w:firstRow="1" w:lastRow="0" w:firstColumn="1" w:lastColumn="0" w:noHBand="0" w:noVBand="1"/>
       </w:tblPr>
       <w:tblGrid>
-        <w:gridCol w:w="3468"/>
-        <w:gridCol w:w="5767"/>
+        <w:gridCol w:w="3870"/>
+        <w:gridCol w:w="5490"/>
       </w:tblGrid>
       <w:tr>
         <w:trPr>
+          <w:tblHeader/>
           <w:tblCellSpacing w:w="15" w:type="dxa"/>
         </w:trPr>
         <w:tc>
@@ -2472,8 +2575,11 @@
           <w:p>
             <w:pPr>
               <w:spacing w:after="0" w:line="240" w:lineRule="auto"/>
-              <w:rPr>
-                <w:rFonts w:ascii="Times New Roman" w:eastAsia="Times New Roman" w:hAnsi="Times New Roman" w:cs="Times New Roman"/>
+              <w:jc w:val="center"/>
+              <w:rPr>
+                <w:rFonts w:ascii="Times New Roman" w:eastAsia="Times New Roman" w:hAnsi="Times New Roman" w:cs="Times New Roman"/>
+                <w:b/>
+                <w:bCs/>
                 <w:color w:val="000000"/>
                 <w:kern w:val="0"/>
                 <w14:ligatures w14:val="none"/>
@@ -2482,6 +2588,8 @@
             <w:r>
               <w:rPr>
                 <w:rFonts w:ascii="Times New Roman" w:eastAsia="Times New Roman" w:hAnsi="Times New Roman" w:cs="Times New Roman"/>
+                <w:b/>
+                <w:bCs/>
                 <w:color w:val="000000"/>
                 <w:kern w:val="0"/>
                 <w14:ligatures w14:val="none"/>
@@ -2499,8 +2607,11 @@
           <w:p>
             <w:pPr>
               <w:spacing w:after="0" w:line="240" w:lineRule="auto"/>
-              <w:rPr>
-                <w:rFonts w:ascii="Times New Roman" w:eastAsia="Times New Roman" w:hAnsi="Times New Roman" w:cs="Times New Roman"/>
+              <w:jc w:val="center"/>
+              <w:rPr>
+                <w:rFonts w:ascii="Times New Roman" w:eastAsia="Times New Roman" w:hAnsi="Times New Roman" w:cs="Times New Roman"/>
+                <w:b/>
+                <w:bCs/>
                 <w:color w:val="000000"/>
                 <w:kern w:val="0"/>
                 <w14:ligatures w14:val="none"/>
@@ -2509,6 +2620,8 @@
             <w:r>
               <w:rPr>
                 <w:rFonts w:ascii="Times New Roman" w:eastAsia="Times New Roman" w:hAnsi="Times New Roman" w:cs="Times New Roman"/>
+                <w:b/>
+                <w:bCs/>
                 <w:color w:val="000000"/>
                 <w:kern w:val="0"/>
                 <w14:ligatures w14:val="none"/>
@@ -2545,7 +2658,7 @@
                 <w:kern w:val="0"/>
                 <w14:ligatures w14:val="none"/>
               </w:rPr>
-              <w:t>Handling large-scale data ingestion</w:t>
+              <w:t>Handling large-scale intelligence ingestion</w:t>
             </w:r>
           </w:p>
         </w:tc>
@@ -2572,7 +2685,18 @@
                 <w:kern w:val="0"/>
                 <w14:ligatures w14:val="none"/>
               </w:rPr>
-              <w:t>Implement Kafka for real-time message streaming</w:t>
+              <w:t>Implement </w:t>
+            </w:r>
+            <w:r>
+              <w:rPr>
+                <w:rFonts w:ascii="Times New Roman" w:eastAsia="Times New Roman" w:hAnsi="Times New Roman" w:cs="Times New Roman"/>
+                <w:b/>
+                <w:bCs/>
+                <w:color w:val="000000"/>
+                <w:kern w:val="0"/>
+                <w14:ligatures w14:val="none"/>
+              </w:rPr>
+              <w:t>Kafka for real-time message streaming</w:t>
             </w:r>
           </w:p>
         </w:tc>
@@ -2631,7 +2755,18 @@
                 <w:kern w:val="0"/>
                 <w14:ligatures w14:val="none"/>
               </w:rPr>
-              <w:t>Train transformer models for multi-source verification</w:t>
+              <w:t>Train </w:t>
+            </w:r>
+            <w:r>
+              <w:rPr>
+                <w:rFonts w:ascii="Times New Roman" w:eastAsia="Times New Roman" w:hAnsi="Times New Roman" w:cs="Times New Roman"/>
+                <w:b/>
+                <w:bCs/>
+                <w:color w:val="000000"/>
+                <w:kern w:val="0"/>
+                <w14:ligatures w14:val="none"/>
+              </w:rPr>
+              <w:t>transformer models for multi-source verification</w:t>
             </w:r>
           </w:p>
         </w:tc>
@@ -2690,7 +2825,18 @@
                 <w:kern w:val="0"/>
                 <w14:ligatures w14:val="none"/>
               </w:rPr>
-              <w:t>Optimize inference with ONNX &amp; quantization techniques</w:t>
+              <w:t>Optimize inference with </w:t>
+            </w:r>
+            <w:r>
+              <w:rPr>
+                <w:rFonts w:ascii="Times New Roman" w:eastAsia="Times New Roman" w:hAnsi="Times New Roman" w:cs="Times New Roman"/>
+                <w:b/>
+                <w:bCs/>
+                <w:color w:val="000000"/>
+                <w:kern w:val="0"/>
+                <w14:ligatures w14:val="none"/>
+              </w:rPr>
+              <w:t>ONNX &amp; quantization techniques</w:t>
             </w:r>
           </w:p>
         </w:tc>
@@ -2722,7 +2868,7 @@
                 <w:kern w:val="0"/>
                 <w14:ligatures w14:val="none"/>
               </w:rPr>
-              <w:t>Managing multilingual content</w:t>
+              <w:t>Managing multilingual intelligence</w:t>
             </w:r>
           </w:p>
         </w:tc>
@@ -2749,27 +2895,18 @@
                 <w:kern w:val="0"/>
                 <w14:ligatures w14:val="none"/>
               </w:rPr>
-              <w:t xml:space="preserve">Leverage </w:t>
+              <w:t>Leverage </w:t>
             </w:r>
-            <w:proofErr w:type="spellStart"/>
             <w:r>
               <w:rPr>
                 <w:rFonts w:ascii="Times New Roman" w:eastAsia="Times New Roman" w:hAnsi="Times New Roman" w:cs="Times New Roman"/>
-                <w:color w:val="000000"/>
-                <w:kern w:val="0"/>
-                <w14:ligatures w14:val="none"/>
-              </w:rPr>
-              <w:t>LangChain</w:t>
-            </w:r>
-            <w:proofErr w:type="spellEnd"/>
-            <w:r>
-              <w:rPr>
-                <w:rFonts w:ascii="Times New Roman" w:eastAsia="Times New Roman" w:hAnsi="Times New Roman" w:cs="Times New Roman"/>
-                <w:color w:val="000000"/>
-                <w:kern w:val="0"/>
-                <w14:ligatures w14:val="none"/>
-              </w:rPr>
-              <w:t xml:space="preserve"> for translation &amp; language processing</w:t>
+                <w:b/>
+                <w:bCs/>
+                <w:color w:val="000000"/>
+                <w:kern w:val="0"/>
+                <w14:ligatures w14:val="none"/>
+              </w:rPr>
+              <w:t>LangChain for translation &amp; NLP processing</w:t>
             </w:r>
           </w:p>
         </w:tc>
@@ -2780,7 +2917,6 @@
         <w:spacing w:after="0" w:line="240" w:lineRule="auto"/>
         <w:rPr>
           <w:rFonts w:ascii="Times New Roman" w:eastAsia="Times New Roman" w:hAnsi="Times New Roman" w:cs="Times New Roman"/>
-          <w:color w:val="000000"/>
           <w:kern w:val="0"/>
           <w14:ligatures w14:val="none"/>
         </w:rPr>
@@ -2789,11 +2925,10 @@
         <w:rPr>
           <w:rFonts w:ascii="Times New Roman" w:eastAsia="Times New Roman" w:hAnsi="Times New Roman" w:cs="Times New Roman"/>
           <w:noProof/>
-          <w:color w:val="000000"/>
           <w:kern w:val="0"/>
         </w:rPr>
         <w:pict>
-          <v:rect id="_x0000_i1025" alt="" style="width:468pt;height:.05pt;mso-width-percent:0;mso-height-percent:0;mso-width-percent:0;mso-height-percent:0" o:hralign="center" o:hrstd="t" o:hr="t" fillcolor="#a0a0a0" stroked="f"/>
+          <v:rect id="_x0000_i1033" alt="" style="width:468pt;height:.05pt;mso-width-percent:0;mso-height-percent:0;mso-width-percent:0;mso-height-percent:0" o:hralign="center" o:hrstd="t" o:hr="t" fillcolor="#a0a0a0" stroked="f"/>
         </w:pict>
       </w:r>
     </w:p>
@@ -2836,7 +2971,7 @@
           <w:szCs w:val="36"/>
           <w14:ligatures w14:val="none"/>
         </w:rPr>
-        <w:t> Execution Priorities</w:t>
+        <w:t xml:space="preserve"> Execution Priorities</w:t>
       </w:r>
     </w:p>
     <w:p>
@@ -2876,16 +3011,16 @@
           <w:kern w:val="0"/>
           <w14:ligatures w14:val="none"/>
         </w:rPr>
-        <w:t>Deploy ingestion services &amp; connect to live news sources.</w:t>
-      </w:r>
-      <w:r>
-        <w:rPr>
-          <w:rFonts w:ascii="Times New Roman" w:eastAsia="Times New Roman" w:hAnsi="Times New Roman" w:cs="Times New Roman"/>
-          <w:color w:val="000000"/>
-          <w:kern w:val="0"/>
-          <w14:ligatures w14:val="none"/>
-        </w:rPr>
-        <w:br/>
+        <w:t>Deploy ingestion services</w:t>
+      </w:r>
+      <w:r>
+        <w:rPr>
+          <w:rFonts w:ascii="Times New Roman" w:eastAsia="Times New Roman" w:hAnsi="Times New Roman" w:cs="Times New Roman"/>
+          <w:color w:val="000000"/>
+          <w:kern w:val="0"/>
+          <w14:ligatures w14:val="none"/>
+        </w:rPr>
+        <w:t xml:space="preserve"> &amp; connect to live intelligence sources. </w:t>
       </w:r>
       <w:r>
         <w:rPr>
@@ -2914,16 +3049,36 @@
           <w:kern w:val="0"/>
           <w14:ligatures w14:val="none"/>
         </w:rPr>
-        <w:t>Optimize AI pipeline for contradiction detection.</w:t>
-      </w:r>
-      <w:r>
-        <w:rPr>
-          <w:rFonts w:ascii="Times New Roman" w:eastAsia="Times New Roman" w:hAnsi="Times New Roman" w:cs="Times New Roman"/>
-          <w:color w:val="000000"/>
-          <w:kern w:val="0"/>
-          <w14:ligatures w14:val="none"/>
-        </w:rPr>
-        <w:br/>
+        <w:t>Optimize AI pipeline</w:t>
+      </w:r>
+      <w:r>
+        <w:rPr>
+          <w:rFonts w:ascii="Times New Roman" w:eastAsia="Times New Roman" w:hAnsi="Times New Roman" w:cs="Times New Roman"/>
+          <w:color w:val="000000"/>
+          <w:kern w:val="0"/>
+          <w14:ligatures w14:val="none"/>
+        </w:rPr>
+        <w:t> for </w:t>
+      </w:r>
+      <w:r>
+        <w:rPr>
+          <w:rFonts w:ascii="Times New Roman" w:eastAsia="Times New Roman" w:hAnsi="Times New Roman" w:cs="Times New Roman"/>
+          <w:b/>
+          <w:bCs/>
+          <w:color w:val="000000"/>
+          <w:kern w:val="0"/>
+          <w14:ligatures w14:val="none"/>
+        </w:rPr>
+        <w:t>pattern detection &amp; contradiction analysis</w:t>
+      </w:r>
+      <w:r>
+        <w:rPr>
+          <w:rFonts w:ascii="Times New Roman" w:eastAsia="Times New Roman" w:hAnsi="Times New Roman" w:cs="Times New Roman"/>
+          <w:color w:val="000000"/>
+          <w:kern w:val="0"/>
+          <w14:ligatures w14:val="none"/>
+        </w:rPr>
+        <w:t xml:space="preserve">. </w:t>
       </w:r>
       <w:r>
         <w:rPr>
@@ -2952,16 +3107,36 @@
           <w:kern w:val="0"/>
           <w14:ligatures w14:val="none"/>
         </w:rPr>
-        <w:t>Ensure efficient database indexing &amp; vector retrieval.</w:t>
-      </w:r>
-      <w:r>
-        <w:rPr>
-          <w:rFonts w:ascii="Times New Roman" w:eastAsia="Times New Roman" w:hAnsi="Times New Roman" w:cs="Times New Roman"/>
-          <w:color w:val="000000"/>
-          <w:kern w:val="0"/>
-          <w14:ligatures w14:val="none"/>
-        </w:rPr>
-        <w:br/>
+        <w:t>Ensure efficient database indexing</w:t>
+      </w:r>
+      <w:r>
+        <w:rPr>
+          <w:rFonts w:ascii="Times New Roman" w:eastAsia="Times New Roman" w:hAnsi="Times New Roman" w:cs="Times New Roman"/>
+          <w:color w:val="000000"/>
+          <w:kern w:val="0"/>
+          <w14:ligatures w14:val="none"/>
+        </w:rPr>
+        <w:t> &amp; </w:t>
+      </w:r>
+      <w:r>
+        <w:rPr>
+          <w:rFonts w:ascii="Times New Roman" w:eastAsia="Times New Roman" w:hAnsi="Times New Roman" w:cs="Times New Roman"/>
+          <w:b/>
+          <w:bCs/>
+          <w:color w:val="000000"/>
+          <w:kern w:val="0"/>
+          <w14:ligatures w14:val="none"/>
+        </w:rPr>
+        <w:t>vector-based intelligence retrieval</w:t>
+      </w:r>
+      <w:r>
+        <w:rPr>
+          <w:rFonts w:ascii="Times New Roman" w:eastAsia="Times New Roman" w:hAnsi="Times New Roman" w:cs="Times New Roman"/>
+          <w:color w:val="000000"/>
+          <w:kern w:val="0"/>
+          <w14:ligatures w14:val="none"/>
+        </w:rPr>
+        <w:t xml:space="preserve">. </w:t>
       </w:r>
       <w:r>
         <w:rPr>
@@ -2990,7 +3165,36 @@
           <w:kern w:val="0"/>
           <w14:ligatures w14:val="none"/>
         </w:rPr>
-        <w:t>Develop API endpoints for AI-driven insights.</w:t>
+        <w:t>Develop API endpoints</w:t>
+      </w:r>
+      <w:r>
+        <w:rPr>
+          <w:rFonts w:ascii="Times New Roman" w:eastAsia="Times New Roman" w:hAnsi="Times New Roman" w:cs="Times New Roman"/>
+          <w:color w:val="000000"/>
+          <w:kern w:val="0"/>
+          <w14:ligatures w14:val="none"/>
+        </w:rPr>
+        <w:t> for </w:t>
+      </w:r>
+      <w:r>
+        <w:rPr>
+          <w:rFonts w:ascii="Times New Roman" w:eastAsia="Times New Roman" w:hAnsi="Times New Roman" w:cs="Times New Roman"/>
+          <w:b/>
+          <w:bCs/>
+          <w:color w:val="000000"/>
+          <w:kern w:val="0"/>
+          <w14:ligatures w14:val="none"/>
+        </w:rPr>
+        <w:t>AI-powered intelligence insights</w:t>
+      </w:r>
+      <w:r>
+        <w:rPr>
+          <w:rFonts w:ascii="Times New Roman" w:eastAsia="Times New Roman" w:hAnsi="Times New Roman" w:cs="Times New Roman"/>
+          <w:color w:val="000000"/>
+          <w:kern w:val="0"/>
+          <w14:ligatures w14:val="none"/>
+        </w:rPr>
+        <w:t>.</w:t>
       </w:r>
     </w:p>
     <w:p>
@@ -3010,7 +3214,6 @@
           <w:kern w:val="0"/>
           <w14:ligatures w14:val="none"/>
         </w:rPr>
-        <w:lastRenderedPageBreak/>
         <w:t>📌</w:t>
       </w:r>
       <w:r>
@@ -3040,7 +3243,7 @@
           <w:kern w:val="0"/>
           <w14:ligatures w14:val="none"/>
         </w:rPr>
-        <w:t xml:space="preserve"> Implement and test the real-time data ingestion pipeline. Let’s execute. </w:t>
+        <w:t xml:space="preserve"> Finalize ingestion &amp; preprocessing implementation, then optimize AI-driven analytics. Let’s execute. </w:t>
       </w:r>
       <w:r>
         <w:rPr>
@@ -3061,6 +3264,315 @@
     </w:sectPr>
   </w:body>
 </w:document>
+</file>
+
+<file path=word/numbering.xml><?xml version="1.0" encoding="utf-8"?>
+<w:numbering xmlns:wpc="http://schemas.microsoft.com/office/word/2010/wordprocessingCanvas" xmlns:cx="http://schemas.microsoft.com/office/drawing/2014/chartex" xmlns:cx1="http://schemas.microsoft.com/office/drawing/2015/9/8/chartex" xmlns:cx2="http://schemas.microsoft.com/office/drawing/2015/10/21/chartex" xmlns:cx3="http://schemas.microsoft.com/office/drawing/2016/5/9/chartex" xmlns:cx4="http://schemas.microsoft.com/office/drawing/2016/5/10/chartex" xmlns:cx5="http://schemas.microsoft.com/office/drawing/2016/5/11/chartex" xmlns:cx6="http://schemas.microsoft.com/office/drawing/2016/5/12/chartex" xmlns:cx7="http://schemas.microsoft.com/office/drawing/2016/5/13/chartex" xmlns:cx8="http://schemas.microsoft.com/office/drawing/2016/5/14/chartex" xmlns:mc="http://schemas.openxmlformats.org/markup-compatibility/2006" xmlns:aink="http://schemas.microsoft.com/office/drawing/2016/ink" xmlns:am3d="http://schemas.microsoft.com/office/drawing/2017/model3d" xmlns:o="urn:schemas-microsoft-com:office:office" xmlns:oel="http://schemas.microsoft.com/office/2019/extlst" xmlns:r="http://schemas.openxmlformats.org/officeDocument/2006/relationships" xmlns:m="http://schemas.openxmlformats.org/officeDocument/2006/math" xmlns:v="urn:schemas-microsoft-com:vml" xmlns:wp14="http://schemas.microsoft.com/office/word/2010/wordprocessingDrawing" xmlns:wp="http://schemas.openxmlformats.org/drawingml/2006/wordprocessingDrawing" xmlns:w10="urn:schemas-microsoft-com:office:word" xmlns:w="http://schemas.openxmlformats.org/wordprocessingml/2006/main" xmlns:w14="http://schemas.microsoft.com/office/word/2010/wordml" xmlns:w15="http://schemas.microsoft.com/office/word/2012/wordml" xmlns:w16cex="http://schemas.microsoft.com/office/word/2018/wordml/cex" xmlns:w16cid="http://schemas.microsoft.com/office/word/2016/wordml/cid" xmlns:w16="http://schemas.microsoft.com/office/word/2018/wordml" xmlns:w16du="http://schemas.microsoft.com/office/word/2023/wordml/word16du" xmlns:w16sdtdh="http://schemas.microsoft.com/office/word/2020/wordml/sdtdatahash" xmlns:w16sdtfl="http://schemas.microsoft.com/office/word/2024/wordml/sdtformatlock" xmlns:w16se="http://schemas.microsoft.com/office/word/2015/wordml/symex" xmlns:wpg="http://schemas.microsoft.com/office/word/2010/wordprocessingGroup" xmlns:wpi="http://schemas.microsoft.com/office/word/2010/wordprocessingInk" xmlns:wne="http://schemas.microsoft.com/office/word/2006/wordml" xmlns:wps="http://schemas.microsoft.com/office/word/2010/wordprocessingShape" mc:Ignorable="w14 w15 w16se w16cid w16 w16cex w16sdtdh w16sdtfl w16du wp14">
+  <w:abstractNum w:abstractNumId="0" w15:restartNumberingAfterBreak="0">
+    <w:nsid w:val="77A72120"/>
+    <w:multiLevelType w:val="multilevel"/>
+    <w:tmpl w:val="F842B8EA"/>
+    <w:lvl w:ilvl="0">
+      <w:start w:val="1"/>
+      <w:numFmt w:val="bullet"/>
+      <w:lvlText w:val=""/>
+      <w:lvlJc w:val="left"/>
+      <w:pPr>
+        <w:tabs>
+          <w:tab w:val="num" w:pos="720"/>
+        </w:tabs>
+        <w:ind w:left="720" w:hanging="360"/>
+      </w:pPr>
+      <w:rPr>
+        <w:rFonts w:ascii="Symbol" w:hAnsi="Symbol" w:hint="default"/>
+        <w:sz w:val="20"/>
+      </w:rPr>
+    </w:lvl>
+    <w:lvl w:ilvl="1" w:tentative="1">
+      <w:start w:val="1"/>
+      <w:numFmt w:val="bullet"/>
+      <w:lvlText w:val="o"/>
+      <w:lvlJc w:val="left"/>
+      <w:pPr>
+        <w:tabs>
+          <w:tab w:val="num" w:pos="1440"/>
+        </w:tabs>
+        <w:ind w:left="1440" w:hanging="360"/>
+      </w:pPr>
+      <w:rPr>
+        <w:rFonts w:ascii="Courier New" w:hAnsi="Courier New" w:hint="default"/>
+        <w:sz w:val="20"/>
+      </w:rPr>
+    </w:lvl>
+    <w:lvl w:ilvl="2" w:tentative="1">
+      <w:start w:val="1"/>
+      <w:numFmt w:val="bullet"/>
+      <w:lvlText w:val=""/>
+      <w:lvlJc w:val="left"/>
+      <w:pPr>
+        <w:tabs>
+          <w:tab w:val="num" w:pos="2160"/>
+        </w:tabs>
+        <w:ind w:left="2160" w:hanging="360"/>
+      </w:pPr>
+      <w:rPr>
+        <w:rFonts w:ascii="Wingdings" w:hAnsi="Wingdings" w:hint="default"/>
+        <w:sz w:val="20"/>
+      </w:rPr>
+    </w:lvl>
+    <w:lvl w:ilvl="3" w:tentative="1">
+      <w:start w:val="1"/>
+      <w:numFmt w:val="bullet"/>
+      <w:lvlText w:val=""/>
+      <w:lvlJc w:val="left"/>
+      <w:pPr>
+        <w:tabs>
+          <w:tab w:val="num" w:pos="2880"/>
+        </w:tabs>
+        <w:ind w:left="2880" w:hanging="360"/>
+      </w:pPr>
+      <w:rPr>
+        <w:rFonts w:ascii="Wingdings" w:hAnsi="Wingdings" w:hint="default"/>
+        <w:sz w:val="20"/>
+      </w:rPr>
+    </w:lvl>
+    <w:lvl w:ilvl="4" w:tentative="1">
+      <w:start w:val="1"/>
+      <w:numFmt w:val="bullet"/>
+      <w:lvlText w:val=""/>
+      <w:lvlJc w:val="left"/>
+      <w:pPr>
+        <w:tabs>
+          <w:tab w:val="num" w:pos="3600"/>
+        </w:tabs>
+        <w:ind w:left="3600" w:hanging="360"/>
+      </w:pPr>
+      <w:rPr>
+        <w:rFonts w:ascii="Wingdings" w:hAnsi="Wingdings" w:hint="default"/>
+        <w:sz w:val="20"/>
+      </w:rPr>
+    </w:lvl>
+    <w:lvl w:ilvl="5" w:tentative="1">
+      <w:start w:val="1"/>
+      <w:numFmt w:val="bullet"/>
+      <w:lvlText w:val=""/>
+      <w:lvlJc w:val="left"/>
+      <w:pPr>
+        <w:tabs>
+          <w:tab w:val="num" w:pos="4320"/>
+        </w:tabs>
+        <w:ind w:left="4320" w:hanging="360"/>
+      </w:pPr>
+      <w:rPr>
+        <w:rFonts w:ascii="Wingdings" w:hAnsi="Wingdings" w:hint="default"/>
+        <w:sz w:val="20"/>
+      </w:rPr>
+    </w:lvl>
+    <w:lvl w:ilvl="6" w:tentative="1">
+      <w:start w:val="1"/>
+      <w:numFmt w:val="bullet"/>
+      <w:lvlText w:val=""/>
+      <w:lvlJc w:val="left"/>
+      <w:pPr>
+        <w:tabs>
+          <w:tab w:val="num" w:pos="5040"/>
+        </w:tabs>
+        <w:ind w:left="5040" w:hanging="360"/>
+      </w:pPr>
+      <w:rPr>
+        <w:rFonts w:ascii="Wingdings" w:hAnsi="Wingdings" w:hint="default"/>
+        <w:sz w:val="20"/>
+      </w:rPr>
+    </w:lvl>
+    <w:lvl w:ilvl="7" w:tentative="1">
+      <w:start w:val="1"/>
+      <w:numFmt w:val="bullet"/>
+      <w:lvlText w:val=""/>
+      <w:lvlJc w:val="left"/>
+      <w:pPr>
+        <w:tabs>
+          <w:tab w:val="num" w:pos="5760"/>
+        </w:tabs>
+        <w:ind w:left="5760" w:hanging="360"/>
+      </w:pPr>
+      <w:rPr>
+        <w:rFonts w:ascii="Wingdings" w:hAnsi="Wingdings" w:hint="default"/>
+        <w:sz w:val="20"/>
+      </w:rPr>
+    </w:lvl>
+    <w:lvl w:ilvl="8" w:tentative="1">
+      <w:start w:val="1"/>
+      <w:numFmt w:val="bullet"/>
+      <w:lvlText w:val=""/>
+      <w:lvlJc w:val="left"/>
+      <w:pPr>
+        <w:tabs>
+          <w:tab w:val="num" w:pos="6480"/>
+        </w:tabs>
+        <w:ind w:left="6480" w:hanging="360"/>
+      </w:pPr>
+      <w:rPr>
+        <w:rFonts w:ascii="Wingdings" w:hAnsi="Wingdings" w:hint="default"/>
+        <w:sz w:val="20"/>
+      </w:rPr>
+    </w:lvl>
+  </w:abstractNum>
+  <w:abstractNum w:abstractNumId="1" w15:restartNumberingAfterBreak="0">
+    <w:nsid w:val="796162B4"/>
+    <w:multiLevelType w:val="multilevel"/>
+    <w:tmpl w:val="D240769A"/>
+    <w:lvl w:ilvl="0">
+      <w:start w:val="1"/>
+      <w:numFmt w:val="bullet"/>
+      <w:lvlText w:val=""/>
+      <w:lvlJc w:val="left"/>
+      <w:pPr>
+        <w:tabs>
+          <w:tab w:val="num" w:pos="720"/>
+        </w:tabs>
+        <w:ind w:left="720" w:hanging="360"/>
+      </w:pPr>
+      <w:rPr>
+        <w:rFonts w:ascii="Symbol" w:hAnsi="Symbol" w:hint="default"/>
+        <w:sz w:val="20"/>
+      </w:rPr>
+    </w:lvl>
+    <w:lvl w:ilvl="1" w:tentative="1">
+      <w:start w:val="1"/>
+      <w:numFmt w:val="bullet"/>
+      <w:lvlText w:val="o"/>
+      <w:lvlJc w:val="left"/>
+      <w:pPr>
+        <w:tabs>
+          <w:tab w:val="num" w:pos="1440"/>
+        </w:tabs>
+        <w:ind w:left="1440" w:hanging="360"/>
+      </w:pPr>
+      <w:rPr>
+        <w:rFonts w:ascii="Courier New" w:hAnsi="Courier New" w:hint="default"/>
+        <w:sz w:val="20"/>
+      </w:rPr>
+    </w:lvl>
+    <w:lvl w:ilvl="2" w:tentative="1">
+      <w:start w:val="1"/>
+      <w:numFmt w:val="bullet"/>
+      <w:lvlText w:val=""/>
+      <w:lvlJc w:val="left"/>
+      <w:pPr>
+        <w:tabs>
+          <w:tab w:val="num" w:pos="2160"/>
+        </w:tabs>
+        <w:ind w:left="2160" w:hanging="360"/>
+      </w:pPr>
+      <w:rPr>
+        <w:rFonts w:ascii="Wingdings" w:hAnsi="Wingdings" w:hint="default"/>
+        <w:sz w:val="20"/>
+      </w:rPr>
+    </w:lvl>
+    <w:lvl w:ilvl="3" w:tentative="1">
+      <w:start w:val="1"/>
+      <w:numFmt w:val="bullet"/>
+      <w:lvlText w:val=""/>
+      <w:lvlJc w:val="left"/>
+      <w:pPr>
+        <w:tabs>
+          <w:tab w:val="num" w:pos="2880"/>
+        </w:tabs>
+        <w:ind w:left="2880" w:hanging="360"/>
+      </w:pPr>
+      <w:rPr>
+        <w:rFonts w:ascii="Wingdings" w:hAnsi="Wingdings" w:hint="default"/>
+        <w:sz w:val="20"/>
+      </w:rPr>
+    </w:lvl>
+    <w:lvl w:ilvl="4" w:tentative="1">
+      <w:start w:val="1"/>
+      <w:numFmt w:val="bullet"/>
+      <w:lvlText w:val=""/>
+      <w:lvlJc w:val="left"/>
+      <w:pPr>
+        <w:tabs>
+          <w:tab w:val="num" w:pos="3600"/>
+        </w:tabs>
+        <w:ind w:left="3600" w:hanging="360"/>
+      </w:pPr>
+      <w:rPr>
+        <w:rFonts w:ascii="Wingdings" w:hAnsi="Wingdings" w:hint="default"/>
+        <w:sz w:val="20"/>
+      </w:rPr>
+    </w:lvl>
+    <w:lvl w:ilvl="5" w:tentative="1">
+      <w:start w:val="1"/>
+      <w:numFmt w:val="bullet"/>
+      <w:lvlText w:val=""/>
+      <w:lvlJc w:val="left"/>
+      <w:pPr>
+        <w:tabs>
+          <w:tab w:val="num" w:pos="4320"/>
+        </w:tabs>
+        <w:ind w:left="4320" w:hanging="360"/>
+      </w:pPr>
+      <w:rPr>
+        <w:rFonts w:ascii="Wingdings" w:hAnsi="Wingdings" w:hint="default"/>
+        <w:sz w:val="20"/>
+      </w:rPr>
+    </w:lvl>
+    <w:lvl w:ilvl="6" w:tentative="1">
+      <w:start w:val="1"/>
+      <w:numFmt w:val="bullet"/>
+      <w:lvlText w:val=""/>
+      <w:lvlJc w:val="left"/>
+      <w:pPr>
+        <w:tabs>
+          <w:tab w:val="num" w:pos="5040"/>
+        </w:tabs>
+        <w:ind w:left="5040" w:hanging="360"/>
+      </w:pPr>
+      <w:rPr>
+        <w:rFonts w:ascii="Wingdings" w:hAnsi="Wingdings" w:hint="default"/>
+        <w:sz w:val="20"/>
+      </w:rPr>
+    </w:lvl>
+    <w:lvl w:ilvl="7" w:tentative="1">
+      <w:start w:val="1"/>
+      <w:numFmt w:val="bullet"/>
+      <w:lvlText w:val=""/>
+      <w:lvlJc w:val="left"/>
+      <w:pPr>
+        <w:tabs>
+          <w:tab w:val="num" w:pos="5760"/>
+        </w:tabs>
+        <w:ind w:left="5760" w:hanging="360"/>
+      </w:pPr>
+      <w:rPr>
+        <w:rFonts w:ascii="Wingdings" w:hAnsi="Wingdings" w:hint="default"/>
+        <w:sz w:val="20"/>
+      </w:rPr>
+    </w:lvl>
+    <w:lvl w:ilvl="8" w:tentative="1">
+      <w:start w:val="1"/>
+      <w:numFmt w:val="bullet"/>
+      <w:lvlText w:val=""/>
+      <w:lvlJc w:val="left"/>
+      <w:pPr>
+        <w:tabs>
+          <w:tab w:val="num" w:pos="6480"/>
+        </w:tabs>
+        <w:ind w:left="6480" w:hanging="360"/>
+      </w:pPr>
+      <w:rPr>
+        <w:rFonts w:ascii="Wingdings" w:hAnsi="Wingdings" w:hint="default"/>
+        <w:sz w:val="20"/>
+      </w:rPr>
+    </w:lvl>
+  </w:abstractNum>
+  <w:num w:numId="1" w16cid:durableId="717241083">
+    <w:abstractNumId w:val="1"/>
+  </w:num>
+  <w:num w:numId="2" w16cid:durableId="807283043">
+    <w:abstractNumId w:val="0"/>
+  </w:num>
+</w:numbering>
 </file>
 
 <file path=word/styles.xml><?xml version="1.0" encoding="utf-8"?>
